--- a/Fase 2/Evidencias Proyecto/Matriz de Trazabilidad.docx
+++ b/Fase 2/Evidencias Proyecto/Matriz de Trazabilidad.docx
@@ -4,7 +4,7 @@
   <w:body>
     <w:p>
       <w:pPr>
-        <w:spacing w:before="760"/>
+        <w:spacing w:before="760" w:line="360" w:lineRule="auto"/>
         <w:jc w:val="center"/>
         <w:rPr>
           <w:lang w:val="es-CL"/>
@@ -21,7 +21,7 @@
     <w:p>
       <w:pPr>
         <w:pStyle w:val="Title"/>
-        <w:spacing w:before="480" w:after="360"/>
+        <w:spacing w:before="480" w:after="360" w:line="360" w:lineRule="auto"/>
         <w:jc w:val="center"/>
         <w:rPr>
           <w:rFonts w:ascii="Arial" w:hAnsi="Arial" w:cs="Arial"/>
@@ -48,6 +48,7 @@
     <w:p>
       <w:pPr>
         <w:pStyle w:val="Subtitle"/>
+        <w:spacing w:line="360" w:lineRule="auto"/>
         <w:jc w:val="center"/>
         <w:rPr>
           <w:rFonts w:ascii="Arial" w:hAnsi="Arial" w:cs="Arial"/>
@@ -89,6 +90,7 @@
     <w:p>
       <w:pPr>
         <w:pStyle w:val="Subtitle"/>
+        <w:spacing w:line="360" w:lineRule="auto"/>
         <w:jc w:val="center"/>
         <w:rPr>
           <w:rFonts w:ascii="Arial" w:hAnsi="Arial" w:cs="Arial"/>
@@ -120,7 +122,7 @@
     </w:p>
     <w:p>
       <w:pPr>
-        <w:spacing w:before="760"/>
+        <w:spacing w:before="760" w:line="360" w:lineRule="auto"/>
         <w:jc w:val="right"/>
         <w:rPr>
           <w:b/>
@@ -130,7 +132,7 @@
     </w:p>
     <w:p>
       <w:pPr>
-        <w:spacing w:before="760"/>
+        <w:spacing w:before="760" w:line="360" w:lineRule="auto"/>
         <w:jc w:val="right"/>
         <w:rPr>
           <w:b/>
@@ -140,7 +142,7 @@
     </w:p>
     <w:p>
       <w:pPr>
-        <w:spacing w:before="760"/>
+        <w:spacing w:before="760" w:line="360" w:lineRule="auto"/>
         <w:jc w:val="right"/>
         <w:rPr>
           <w:rFonts w:ascii="Arial" w:hAnsi="Arial" w:cs="Arial"/>
@@ -158,6 +160,7 @@
     </w:p>
     <w:p>
       <w:pPr>
+        <w:spacing w:line="360" w:lineRule="auto"/>
         <w:jc w:val="right"/>
         <w:rPr>
           <w:rFonts w:ascii="Arial" w:hAnsi="Arial" w:cs="Arial"/>
@@ -190,6 +193,7 @@
     </w:p>
     <w:p>
       <w:pPr>
+        <w:spacing w:line="360" w:lineRule="auto"/>
         <w:jc w:val="right"/>
         <w:rPr>
           <w:rFonts w:ascii="Arial" w:hAnsi="Arial" w:cs="Arial"/>
@@ -199,6 +203,7 @@
     </w:p>
     <w:p>
       <w:pPr>
+        <w:spacing w:line="360" w:lineRule="auto"/>
         <w:jc w:val="right"/>
         <w:rPr>
           <w:rFonts w:ascii="Arial" w:hAnsi="Arial" w:cs="Arial"/>
@@ -208,6 +213,7 @@
     </w:p>
     <w:p>
       <w:pPr>
+        <w:spacing w:line="360" w:lineRule="auto"/>
         <w:jc w:val="right"/>
         <w:rPr>
           <w:rFonts w:ascii="Arial" w:hAnsi="Arial" w:cs="Arial"/>
@@ -217,6 +223,7 @@
     </w:p>
     <w:p>
       <w:pPr>
+        <w:spacing w:line="360" w:lineRule="auto"/>
         <w:jc w:val="right"/>
         <w:rPr>
           <w:rFonts w:ascii="Arial" w:hAnsi="Arial" w:cs="Arial"/>
@@ -226,6 +233,7 @@
     </w:p>
     <w:p>
       <w:pPr>
+        <w:spacing w:line="360" w:lineRule="auto"/>
         <w:jc w:val="right"/>
         <w:rPr>
           <w:rFonts w:ascii="Arial" w:hAnsi="Arial" w:cs="Arial"/>
@@ -235,6 +243,7 @@
     </w:p>
     <w:p>
       <w:pPr>
+        <w:spacing w:line="360" w:lineRule="auto"/>
         <w:jc w:val="right"/>
         <w:rPr>
           <w:rFonts w:ascii="Arial" w:hAnsi="Arial" w:cs="Arial"/>
@@ -251,30 +260,7 @@
     </w:p>
     <w:p>
       <w:pPr>
-        <w:jc w:val="right"/>
-        <w:rPr>
-          <w:rFonts w:ascii="Arial" w:hAnsi="Arial" w:cs="Arial"/>
-          <w:lang w:val="es-CL"/>
-        </w:rPr>
-      </w:pPr>
-      <w:r>
-        <w:rPr>
-          <w:rFonts w:ascii="Arial" w:hAnsi="Arial" w:cs="Arial"/>
-          <w:lang w:val="es-CL"/>
-        </w:rPr>
-        <w:t>Revisión documental 04 de octubre de 2026</w:t>
-      </w:r>
-      <w:r>
-        <w:rPr>
-          <w:rFonts w:ascii="Arial" w:hAnsi="Arial" w:cs="Arial"/>
-          <w:lang w:val="es-CL"/>
-        </w:rPr>
-        <w:br/>
-        <w:t>Estados de Scrum al 03 de octubre de 2026</w:t>
-      </w:r>
-    </w:p>
-    <w:p>
-      <w:pPr>
+        <w:spacing w:line="360" w:lineRule="auto"/>
         <w:jc w:val="right"/>
         <w:rPr>
           <w:lang w:val="es-CL"/>
@@ -290,15 +276,20 @@
     <w:p>
       <w:pPr>
         <w:pStyle w:val="Heading1"/>
+        <w:spacing w:line="360" w:lineRule="auto"/>
+        <w:rPr>
+          <w:lang w:val="es-CL"/>
+        </w:rPr>
       </w:pPr>
       <w:bookmarkStart w:id="0" w:name="_Toc242041555"/>
-      <w:proofErr w:type="spellStart"/>
       <w:r>
+        <w:rPr>
+          <w:lang w:val="es-CL"/>
+        </w:rPr>
         <w:lastRenderedPageBreak/>
         <w:t>Índice</w:t>
       </w:r>
       <w:bookmarkEnd w:id="0"/>
-      <w:proofErr w:type="spellEnd"/>
     </w:p>
     <w:p>
       <w:pPr>
@@ -306,6 +297,7 @@
         <w:tabs>
           <w:tab w:val="right" w:leader="dot" w:pos="9638"/>
         </w:tabs>
+        <w:spacing w:line="360" w:lineRule="auto"/>
         <w:rPr>
           <w:rFonts w:ascii="Arial" w:hAnsi="Arial" w:cs="Arial"/>
           <w:noProof/>
@@ -398,6 +390,7 @@
         <w:tabs>
           <w:tab w:val="right" w:leader="dot" w:pos="9638"/>
         </w:tabs>
+        <w:spacing w:line="360" w:lineRule="auto"/>
         <w:rPr>
           <w:rFonts w:ascii="Arial" w:hAnsi="Arial" w:cs="Arial"/>
           <w:noProof/>
@@ -482,6 +475,7 @@
         <w:tabs>
           <w:tab w:val="right" w:leader="dot" w:pos="9638"/>
         </w:tabs>
+        <w:spacing w:line="360" w:lineRule="auto"/>
         <w:rPr>
           <w:rFonts w:ascii="Arial" w:hAnsi="Arial" w:cs="Arial"/>
           <w:noProof/>
@@ -566,6 +560,7 @@
         <w:tabs>
           <w:tab w:val="right" w:leader="dot" w:pos="9638"/>
         </w:tabs>
+        <w:spacing w:line="360" w:lineRule="auto"/>
         <w:rPr>
           <w:rFonts w:ascii="Arial" w:hAnsi="Arial" w:cs="Arial"/>
           <w:noProof/>
@@ -650,6 +645,7 @@
         <w:tabs>
           <w:tab w:val="right" w:leader="dot" w:pos="9638"/>
         </w:tabs>
+        <w:spacing w:line="360" w:lineRule="auto"/>
         <w:rPr>
           <w:rFonts w:ascii="Arial" w:hAnsi="Arial" w:cs="Arial"/>
           <w:noProof/>
@@ -734,6 +730,7 @@
         <w:tabs>
           <w:tab w:val="right" w:leader="dot" w:pos="9638"/>
         </w:tabs>
+        <w:spacing w:line="360" w:lineRule="auto"/>
         <w:rPr>
           <w:rFonts w:ascii="Arial" w:hAnsi="Arial" w:cs="Arial"/>
           <w:noProof/>
@@ -818,6 +815,7 @@
         <w:tabs>
           <w:tab w:val="right" w:leader="dot" w:pos="9638"/>
         </w:tabs>
+        <w:spacing w:line="360" w:lineRule="auto"/>
         <w:rPr>
           <w:rFonts w:ascii="Arial" w:hAnsi="Arial" w:cs="Arial"/>
           <w:noProof/>
@@ -902,6 +900,7 @@
         <w:tabs>
           <w:tab w:val="right" w:leader="dot" w:pos="9638"/>
         </w:tabs>
+        <w:spacing w:line="360" w:lineRule="auto"/>
         <w:rPr>
           <w:rFonts w:ascii="Arial" w:hAnsi="Arial" w:cs="Arial"/>
           <w:noProof/>
@@ -921,25 +920,7 @@
             <w:noProof/>
             <w:lang w:val="es-CL"/>
           </w:rPr>
-          <w:t>6.1 Venta y</w:t>
-        </w:r>
-        <w:r>
-          <w:rPr>
-            <w:rStyle w:val="Hyperlink"/>
-            <w:rFonts w:ascii="Arial" w:hAnsi="Arial" w:cs="Arial"/>
-            <w:noProof/>
-            <w:lang w:val="es-CL"/>
-          </w:rPr>
-          <w:t xml:space="preserve"> </w:t>
-        </w:r>
-        <w:r>
-          <w:rPr>
-            <w:rStyle w:val="Hyperlink"/>
-            <w:rFonts w:ascii="Arial" w:hAnsi="Arial" w:cs="Arial"/>
-            <w:noProof/>
-            <w:lang w:val="es-CL"/>
-          </w:rPr>
-          <w:t>existencias</w:t>
+          <w:t>6.1 Venta y existencias</w:t>
         </w:r>
         <w:r>
           <w:rPr>
@@ -1004,6 +985,7 @@
         <w:tabs>
           <w:tab w:val="right" w:leader="dot" w:pos="9638"/>
         </w:tabs>
+        <w:spacing w:line="360" w:lineRule="auto"/>
         <w:rPr>
           <w:rFonts w:ascii="Arial" w:hAnsi="Arial" w:cs="Arial"/>
           <w:noProof/>
@@ -1088,6 +1070,7 @@
         <w:tabs>
           <w:tab w:val="right" w:leader="dot" w:pos="9638"/>
         </w:tabs>
+        <w:spacing w:line="360" w:lineRule="auto"/>
         <w:rPr>
           <w:rFonts w:ascii="Arial" w:hAnsi="Arial" w:cs="Arial"/>
           <w:noProof/>
@@ -1172,6 +1155,7 @@
         <w:tabs>
           <w:tab w:val="right" w:leader="dot" w:pos="9638"/>
         </w:tabs>
+        <w:spacing w:line="360" w:lineRule="auto"/>
         <w:rPr>
           <w:rFonts w:ascii="Arial" w:hAnsi="Arial" w:cs="Arial"/>
           <w:noProof/>
@@ -1256,6 +1240,7 @@
         <w:tabs>
           <w:tab w:val="right" w:leader="dot" w:pos="9638"/>
         </w:tabs>
+        <w:spacing w:line="360" w:lineRule="auto"/>
         <w:rPr>
           <w:rFonts w:ascii="Arial" w:hAnsi="Arial" w:cs="Arial"/>
           <w:noProof/>
@@ -1340,6 +1325,7 @@
         <w:tabs>
           <w:tab w:val="right" w:leader="dot" w:pos="9638"/>
         </w:tabs>
+        <w:spacing w:line="360" w:lineRule="auto"/>
         <w:rPr>
           <w:rFonts w:ascii="Arial" w:hAnsi="Arial" w:cs="Arial"/>
           <w:noProof/>
@@ -1424,6 +1410,7 @@
         <w:tabs>
           <w:tab w:val="right" w:leader="dot" w:pos="9638"/>
         </w:tabs>
+        <w:spacing w:line="360" w:lineRule="auto"/>
         <w:rPr>
           <w:rFonts w:ascii="Arial" w:hAnsi="Arial" w:cs="Arial"/>
           <w:noProof/>
@@ -1504,12 +1491,16 @@
     <w:p>
       <w:pPr>
         <w:pStyle w:val="TOC11"/>
+        <w:spacing w:line="360" w:lineRule="auto"/>
       </w:pPr>
       <w:r>
         <w:fldChar w:fldCharType="end"/>
       </w:r>
     </w:p>
     <w:p>
+      <w:pPr>
+        <w:spacing w:line="360" w:lineRule="auto"/>
+      </w:pPr>
       <w:r>
         <w:br w:type="page"/>
       </w:r>
@@ -1517,6 +1508,7 @@
     <w:p>
       <w:pPr>
         <w:pStyle w:val="Heading1"/>
+        <w:spacing w:line="360" w:lineRule="auto"/>
         <w:rPr>
           <w:lang w:val="es-CL"/>
         </w:rPr>
@@ -1547,6 +1539,7 @@
     </w:p>
     <w:p>
       <w:pPr>
+        <w:spacing w:line="360" w:lineRule="auto"/>
         <w:rPr>
           <w:rFonts w:ascii="Arial" w:hAnsi="Arial" w:cs="Arial"/>
           <w:lang w:val="es-CL"/>
@@ -1563,6 +1556,7 @@
     <w:p>
       <w:pPr>
         <w:pStyle w:val="Heading1"/>
+        <w:spacing w:line="360" w:lineRule="auto"/>
         <w:rPr>
           <w:lang w:val="es-CL"/>
         </w:rPr>
@@ -1592,6 +1586,7 @@
     </w:p>
     <w:p>
       <w:pPr>
+        <w:spacing w:line="360" w:lineRule="auto"/>
         <w:rPr>
           <w:rFonts w:ascii="Arial" w:hAnsi="Arial" w:cs="Arial"/>
           <w:lang w:val="es-CL"/>
@@ -1639,6 +1634,7 @@
     </w:p>
     <w:p>
       <w:pPr>
+        <w:spacing w:line="360" w:lineRule="auto"/>
         <w:rPr>
           <w:rFonts w:ascii="Arial" w:hAnsi="Arial" w:cs="Arial"/>
           <w:lang w:val="es-CL"/>
@@ -1671,6 +1667,7 @@
     <w:p>
       <w:pPr>
         <w:pStyle w:val="Heading1"/>
+        <w:spacing w:line="360" w:lineRule="auto"/>
         <w:rPr>
           <w:lang w:val="es-CL"/>
         </w:rPr>
@@ -1700,6 +1697,7 @@
     </w:p>
     <w:p>
       <w:pPr>
+        <w:spacing w:line="360" w:lineRule="auto"/>
         <w:rPr>
           <w:rFonts w:ascii="Arial" w:hAnsi="Arial" w:cs="Arial"/>
           <w:lang w:val="es-CL"/>
@@ -1753,7 +1751,7 @@
           </w:tcPr>
           <w:p>
             <w:pPr>
-              <w:spacing w:after="0" w:line="252" w:lineRule="auto"/>
+              <w:spacing w:after="0" w:line="360" w:lineRule="auto"/>
             </w:pPr>
             <w:proofErr w:type="spellStart"/>
             <w:r>
@@ -1775,7 +1773,7 @@
           </w:tcPr>
           <w:p>
             <w:pPr>
-              <w:spacing w:after="0" w:line="252" w:lineRule="auto"/>
+              <w:spacing w:after="0" w:line="360" w:lineRule="auto"/>
             </w:pPr>
             <w:r>
               <w:rPr>
@@ -1795,7 +1793,7 @@
           </w:tcPr>
           <w:p>
             <w:pPr>
-              <w:spacing w:after="0" w:line="252" w:lineRule="auto"/>
+              <w:spacing w:after="0" w:line="360" w:lineRule="auto"/>
             </w:pPr>
             <w:r>
               <w:rPr>
@@ -1821,7 +1819,7 @@
           </w:tcPr>
           <w:p>
             <w:pPr>
-              <w:spacing w:after="0" w:line="252" w:lineRule="auto"/>
+              <w:spacing w:after="0" w:line="360" w:lineRule="auto"/>
               <w:rPr>
                 <w:rFonts w:ascii="Arial" w:hAnsi="Arial" w:cs="Arial"/>
               </w:rPr>
@@ -1842,7 +1840,7 @@
           </w:tcPr>
           <w:p>
             <w:pPr>
-              <w:spacing w:after="0" w:line="252" w:lineRule="auto"/>
+              <w:spacing w:after="0" w:line="360" w:lineRule="auto"/>
               <w:jc w:val="center"/>
               <w:rPr>
                 <w:rFonts w:ascii="Arial" w:hAnsi="Arial" w:cs="Arial"/>
@@ -1864,7 +1862,7 @@
           </w:tcPr>
           <w:p>
             <w:pPr>
-              <w:spacing w:after="0" w:line="252" w:lineRule="auto"/>
+              <w:spacing w:after="0" w:line="360" w:lineRule="auto"/>
               <w:jc w:val="center"/>
               <w:rPr>
                 <w:rFonts w:ascii="Arial" w:hAnsi="Arial" w:cs="Arial"/>
@@ -1892,7 +1890,7 @@
           </w:tcPr>
           <w:p>
             <w:pPr>
-              <w:spacing w:after="0" w:line="252" w:lineRule="auto"/>
+              <w:spacing w:after="0" w:line="360" w:lineRule="auto"/>
               <w:rPr>
                 <w:rFonts w:ascii="Arial" w:hAnsi="Arial" w:cs="Arial"/>
                 <w:lang w:val="es-CL"/>
@@ -1915,7 +1913,7 @@
           </w:tcPr>
           <w:p>
             <w:pPr>
-              <w:spacing w:after="0" w:line="252" w:lineRule="auto"/>
+              <w:spacing w:after="0" w:line="360" w:lineRule="auto"/>
               <w:jc w:val="center"/>
               <w:rPr>
                 <w:rFonts w:ascii="Arial" w:hAnsi="Arial" w:cs="Arial"/>
@@ -1937,7 +1935,7 @@
           </w:tcPr>
           <w:p>
             <w:pPr>
-              <w:spacing w:after="0" w:line="252" w:lineRule="auto"/>
+              <w:spacing w:after="0" w:line="360" w:lineRule="auto"/>
               <w:rPr>
                 <w:rFonts w:ascii="Arial" w:hAnsi="Arial" w:cs="Arial"/>
               </w:rPr>
@@ -1964,7 +1962,7 @@
           </w:tcPr>
           <w:p>
             <w:pPr>
-              <w:spacing w:after="0" w:line="252" w:lineRule="auto"/>
+              <w:spacing w:after="0" w:line="360" w:lineRule="auto"/>
               <w:rPr>
                 <w:rFonts w:ascii="Arial" w:hAnsi="Arial" w:cs="Arial"/>
                 <w:lang w:val="es-CL"/>
@@ -1987,7 +1985,7 @@
           </w:tcPr>
           <w:p>
             <w:pPr>
-              <w:spacing w:after="0" w:line="252" w:lineRule="auto"/>
+              <w:spacing w:after="0" w:line="360" w:lineRule="auto"/>
               <w:jc w:val="center"/>
               <w:rPr>
                 <w:rFonts w:ascii="Arial" w:hAnsi="Arial" w:cs="Arial"/>
@@ -2009,7 +2007,7 @@
           </w:tcPr>
           <w:p>
             <w:pPr>
-              <w:spacing w:after="0" w:line="252" w:lineRule="auto"/>
+              <w:spacing w:after="0" w:line="360" w:lineRule="auto"/>
               <w:jc w:val="center"/>
               <w:rPr>
                 <w:rFonts w:ascii="Arial" w:hAnsi="Arial" w:cs="Arial"/>
@@ -2037,7 +2035,7 @@
           </w:tcPr>
           <w:p>
             <w:pPr>
-              <w:spacing w:after="0" w:line="252" w:lineRule="auto"/>
+              <w:spacing w:after="0" w:line="360" w:lineRule="auto"/>
               <w:rPr>
                 <w:rFonts w:ascii="Arial" w:hAnsi="Arial" w:cs="Arial"/>
               </w:rPr>
@@ -2058,7 +2056,7 @@
           </w:tcPr>
           <w:p>
             <w:pPr>
-              <w:spacing w:after="0" w:line="252" w:lineRule="auto"/>
+              <w:spacing w:after="0" w:line="360" w:lineRule="auto"/>
               <w:jc w:val="center"/>
               <w:rPr>
                 <w:rFonts w:ascii="Arial" w:hAnsi="Arial" w:cs="Arial"/>
@@ -2080,7 +2078,7 @@
           </w:tcPr>
           <w:p>
             <w:pPr>
-              <w:spacing w:after="0" w:line="252" w:lineRule="auto"/>
+              <w:spacing w:after="0" w:line="360" w:lineRule="auto"/>
               <w:rPr>
                 <w:rFonts w:ascii="Arial" w:hAnsi="Arial" w:cs="Arial"/>
               </w:rPr>
@@ -2107,15 +2105,16 @@
           </w:tcPr>
           <w:p>
             <w:pPr>
-              <w:spacing w:after="0" w:line="252" w:lineRule="auto"/>
-              <w:rPr>
-                <w:rFonts w:ascii="Arial" w:hAnsi="Arial" w:cs="Arial"/>
-              </w:rPr>
-            </w:pPr>
-            <w:r>
-              <w:rPr>
-                <w:rFonts w:ascii="Arial" w:hAnsi="Arial" w:cs="Arial"/>
-              </w:rPr>
+              <w:spacing w:after="0" w:line="360" w:lineRule="auto"/>
+              <w:rPr>
+                <w:rFonts w:ascii="Arial" w:hAnsi="Arial" w:cs="Arial"/>
+              </w:rPr>
+            </w:pPr>
+            <w:r>
+              <w:rPr>
+                <w:rFonts w:ascii="Arial" w:hAnsi="Arial" w:cs="Arial"/>
+              </w:rPr>
+              <w:lastRenderedPageBreak/>
               <w:t>RF05 Catálogo de productos</w:t>
             </w:r>
           </w:p>
@@ -2128,7 +2127,7 @@
           </w:tcPr>
           <w:p>
             <w:pPr>
-              <w:spacing w:after="0" w:line="252" w:lineRule="auto"/>
+              <w:spacing w:after="0" w:line="360" w:lineRule="auto"/>
               <w:jc w:val="center"/>
               <w:rPr>
                 <w:rFonts w:ascii="Arial" w:hAnsi="Arial" w:cs="Arial"/>
@@ -2150,7 +2149,7 @@
           </w:tcPr>
           <w:p>
             <w:pPr>
-              <w:spacing w:after="0" w:line="252" w:lineRule="auto"/>
+              <w:spacing w:after="0" w:line="360" w:lineRule="auto"/>
               <w:jc w:val="center"/>
               <w:rPr>
                 <w:rFonts w:ascii="Arial" w:hAnsi="Arial" w:cs="Arial"/>
@@ -2178,7 +2177,7 @@
           </w:tcPr>
           <w:p>
             <w:pPr>
-              <w:spacing w:after="0" w:line="252" w:lineRule="auto"/>
+              <w:spacing w:after="0" w:line="360" w:lineRule="auto"/>
               <w:rPr>
                 <w:rFonts w:ascii="Arial" w:hAnsi="Arial" w:cs="Arial"/>
                 <w:lang w:val="es-CL"/>
@@ -2201,7 +2200,7 @@
           </w:tcPr>
           <w:p>
             <w:pPr>
-              <w:spacing w:after="0" w:line="252" w:lineRule="auto"/>
+              <w:spacing w:after="0" w:line="360" w:lineRule="auto"/>
               <w:jc w:val="center"/>
               <w:rPr>
                 <w:rFonts w:ascii="Arial" w:hAnsi="Arial" w:cs="Arial"/>
@@ -2223,7 +2222,7 @@
           </w:tcPr>
           <w:p>
             <w:pPr>
-              <w:spacing w:after="0" w:line="252" w:lineRule="auto"/>
+              <w:spacing w:after="0" w:line="360" w:lineRule="auto"/>
               <w:jc w:val="center"/>
               <w:rPr>
                 <w:rFonts w:ascii="Arial" w:hAnsi="Arial" w:cs="Arial"/>
@@ -2251,7 +2250,7 @@
           </w:tcPr>
           <w:p>
             <w:pPr>
-              <w:spacing w:after="0" w:line="252" w:lineRule="auto"/>
+              <w:spacing w:after="0" w:line="360" w:lineRule="auto"/>
               <w:rPr>
                 <w:rFonts w:ascii="Arial" w:hAnsi="Arial" w:cs="Arial"/>
               </w:rPr>
@@ -2272,7 +2271,7 @@
           </w:tcPr>
           <w:p>
             <w:pPr>
-              <w:spacing w:after="0" w:line="252" w:lineRule="auto"/>
+              <w:spacing w:after="0" w:line="360" w:lineRule="auto"/>
               <w:jc w:val="center"/>
               <w:rPr>
                 <w:rFonts w:ascii="Arial" w:hAnsi="Arial" w:cs="Arial"/>
@@ -2294,7 +2293,7 @@
           </w:tcPr>
           <w:p>
             <w:pPr>
-              <w:spacing w:after="0" w:line="252" w:lineRule="auto"/>
+              <w:spacing w:after="0" w:line="360" w:lineRule="auto"/>
               <w:rPr>
                 <w:rFonts w:ascii="Arial" w:hAnsi="Arial" w:cs="Arial"/>
               </w:rPr>
@@ -2321,7 +2320,7 @@
           </w:tcPr>
           <w:p>
             <w:pPr>
-              <w:spacing w:after="0" w:line="252" w:lineRule="auto"/>
+              <w:spacing w:after="0" w:line="360" w:lineRule="auto"/>
               <w:rPr>
                 <w:rFonts w:ascii="Arial" w:hAnsi="Arial" w:cs="Arial"/>
               </w:rPr>
@@ -2342,7 +2341,7 @@
           </w:tcPr>
           <w:p>
             <w:pPr>
-              <w:spacing w:after="0" w:line="252" w:lineRule="auto"/>
+              <w:spacing w:after="0" w:line="360" w:lineRule="auto"/>
               <w:jc w:val="center"/>
               <w:rPr>
                 <w:rFonts w:ascii="Arial" w:hAnsi="Arial" w:cs="Arial"/>
@@ -2364,7 +2363,7 @@
           </w:tcPr>
           <w:p>
             <w:pPr>
-              <w:spacing w:after="0" w:line="252" w:lineRule="auto"/>
+              <w:spacing w:after="0" w:line="360" w:lineRule="auto"/>
               <w:rPr>
                 <w:rFonts w:ascii="Arial" w:hAnsi="Arial" w:cs="Arial"/>
                 <w:lang w:val="es-CL"/>
@@ -2393,7 +2392,7 @@
           </w:tcPr>
           <w:p>
             <w:pPr>
-              <w:spacing w:after="0" w:line="252" w:lineRule="auto"/>
+              <w:spacing w:after="0" w:line="360" w:lineRule="auto"/>
               <w:rPr>
                 <w:rFonts w:ascii="Arial" w:hAnsi="Arial" w:cs="Arial"/>
                 <w:lang w:val="es-CL"/>
@@ -2416,7 +2415,7 @@
           </w:tcPr>
           <w:p>
             <w:pPr>
-              <w:spacing w:after="0" w:line="252" w:lineRule="auto"/>
+              <w:spacing w:after="0" w:line="360" w:lineRule="auto"/>
               <w:jc w:val="center"/>
               <w:rPr>
                 <w:rFonts w:ascii="Arial" w:hAnsi="Arial" w:cs="Arial"/>
@@ -2438,7 +2437,7 @@
           </w:tcPr>
           <w:p>
             <w:pPr>
-              <w:spacing w:after="0" w:line="252" w:lineRule="auto"/>
+              <w:spacing w:after="0" w:line="360" w:lineRule="auto"/>
               <w:rPr>
                 <w:rFonts w:ascii="Arial" w:hAnsi="Arial" w:cs="Arial"/>
               </w:rPr>
@@ -2465,16 +2464,15 @@
           </w:tcPr>
           <w:p>
             <w:pPr>
-              <w:spacing w:after="0" w:line="252" w:lineRule="auto"/>
-              <w:rPr>
-                <w:rFonts w:ascii="Arial" w:hAnsi="Arial" w:cs="Arial"/>
-              </w:rPr>
-            </w:pPr>
-            <w:r>
-              <w:rPr>
-                <w:rFonts w:ascii="Arial" w:hAnsi="Arial" w:cs="Arial"/>
-              </w:rPr>
-              <w:lastRenderedPageBreak/>
+              <w:spacing w:after="0" w:line="360" w:lineRule="auto"/>
+              <w:rPr>
+                <w:rFonts w:ascii="Arial" w:hAnsi="Arial" w:cs="Arial"/>
+              </w:rPr>
+            </w:pPr>
+            <w:r>
+              <w:rPr>
+                <w:rFonts w:ascii="Arial" w:hAnsi="Arial" w:cs="Arial"/>
+              </w:rPr>
               <w:t>RF10 Clientes</w:t>
             </w:r>
           </w:p>
@@ -2487,7 +2485,7 @@
           </w:tcPr>
           <w:p>
             <w:pPr>
-              <w:spacing w:after="0" w:line="252" w:lineRule="auto"/>
+              <w:spacing w:after="0" w:line="360" w:lineRule="auto"/>
               <w:jc w:val="center"/>
               <w:rPr>
                 <w:rFonts w:ascii="Arial" w:hAnsi="Arial" w:cs="Arial"/>
@@ -2509,7 +2507,7 @@
           </w:tcPr>
           <w:p>
             <w:pPr>
-              <w:spacing w:after="0" w:line="252" w:lineRule="auto"/>
+              <w:spacing w:after="0" w:line="360" w:lineRule="auto"/>
               <w:jc w:val="center"/>
               <w:rPr>
                 <w:rFonts w:ascii="Arial" w:hAnsi="Arial" w:cs="Arial"/>
@@ -2537,7 +2535,7 @@
           </w:tcPr>
           <w:p>
             <w:pPr>
-              <w:spacing w:after="0" w:line="252" w:lineRule="auto"/>
+              <w:spacing w:after="0" w:line="360" w:lineRule="auto"/>
               <w:rPr>
                 <w:rFonts w:ascii="Arial" w:hAnsi="Arial" w:cs="Arial"/>
               </w:rPr>
@@ -2558,7 +2556,7 @@
           </w:tcPr>
           <w:p>
             <w:pPr>
-              <w:spacing w:after="0" w:line="252" w:lineRule="auto"/>
+              <w:spacing w:after="0" w:line="360" w:lineRule="auto"/>
               <w:jc w:val="center"/>
               <w:rPr>
                 <w:rFonts w:ascii="Arial" w:hAnsi="Arial" w:cs="Arial"/>
@@ -2580,7 +2578,7 @@
           </w:tcPr>
           <w:p>
             <w:pPr>
-              <w:spacing w:after="0" w:line="252" w:lineRule="auto"/>
+              <w:spacing w:after="0" w:line="360" w:lineRule="auto"/>
               <w:jc w:val="center"/>
               <w:rPr>
                 <w:rFonts w:ascii="Arial" w:hAnsi="Arial" w:cs="Arial"/>
@@ -2608,7 +2606,7 @@
           </w:tcPr>
           <w:p>
             <w:pPr>
-              <w:spacing w:after="0" w:line="252" w:lineRule="auto"/>
+              <w:spacing w:after="0" w:line="360" w:lineRule="auto"/>
               <w:rPr>
                 <w:rFonts w:ascii="Arial" w:hAnsi="Arial" w:cs="Arial"/>
               </w:rPr>
@@ -2629,7 +2627,7 @@
           </w:tcPr>
           <w:p>
             <w:pPr>
-              <w:spacing w:after="0" w:line="252" w:lineRule="auto"/>
+              <w:spacing w:after="0" w:line="360" w:lineRule="auto"/>
               <w:jc w:val="center"/>
               <w:rPr>
                 <w:rFonts w:ascii="Arial" w:hAnsi="Arial" w:cs="Arial"/>
@@ -2651,7 +2649,7 @@
           </w:tcPr>
           <w:p>
             <w:pPr>
-              <w:spacing w:after="0" w:line="252" w:lineRule="auto"/>
+              <w:spacing w:after="0" w:line="360" w:lineRule="auto"/>
               <w:jc w:val="center"/>
               <w:rPr>
                 <w:rFonts w:ascii="Arial" w:hAnsi="Arial" w:cs="Arial"/>
@@ -2679,7 +2677,7 @@
           </w:tcPr>
           <w:p>
             <w:pPr>
-              <w:spacing w:after="0" w:line="252" w:lineRule="auto"/>
+              <w:spacing w:after="0" w:line="360" w:lineRule="auto"/>
               <w:rPr>
                 <w:rFonts w:ascii="Arial" w:hAnsi="Arial" w:cs="Arial"/>
               </w:rPr>
@@ -2700,7 +2698,7 @@
           </w:tcPr>
           <w:p>
             <w:pPr>
-              <w:spacing w:after="0" w:line="252" w:lineRule="auto"/>
+              <w:spacing w:after="0" w:line="360" w:lineRule="auto"/>
               <w:jc w:val="center"/>
               <w:rPr>
                 <w:rFonts w:ascii="Arial" w:hAnsi="Arial" w:cs="Arial"/>
@@ -2722,7 +2720,7 @@
           </w:tcPr>
           <w:p>
             <w:pPr>
-              <w:spacing w:after="0" w:line="252" w:lineRule="auto"/>
+              <w:spacing w:after="0" w:line="360" w:lineRule="auto"/>
               <w:rPr>
                 <w:rFonts w:ascii="Arial" w:hAnsi="Arial" w:cs="Arial"/>
               </w:rPr>
@@ -2749,7 +2747,7 @@
           </w:tcPr>
           <w:p>
             <w:pPr>
-              <w:spacing w:after="0" w:line="252" w:lineRule="auto"/>
+              <w:spacing w:after="0" w:line="360" w:lineRule="auto"/>
               <w:rPr>
                 <w:rFonts w:ascii="Arial" w:hAnsi="Arial" w:cs="Arial"/>
               </w:rPr>
@@ -2770,7 +2768,7 @@
           </w:tcPr>
           <w:p>
             <w:pPr>
-              <w:spacing w:after="0" w:line="252" w:lineRule="auto"/>
+              <w:spacing w:after="0" w:line="360" w:lineRule="auto"/>
               <w:jc w:val="center"/>
               <w:rPr>
                 <w:rFonts w:ascii="Arial" w:hAnsi="Arial" w:cs="Arial"/>
@@ -2792,7 +2790,7 @@
           </w:tcPr>
           <w:p>
             <w:pPr>
-              <w:spacing w:after="0" w:line="252" w:lineRule="auto"/>
+              <w:spacing w:after="0" w:line="360" w:lineRule="auto"/>
               <w:jc w:val="center"/>
               <w:rPr>
                 <w:rFonts w:ascii="Arial" w:hAnsi="Arial" w:cs="Arial"/>
@@ -2820,7 +2818,7 @@
           </w:tcPr>
           <w:p>
             <w:pPr>
-              <w:spacing w:after="0" w:line="252" w:lineRule="auto"/>
+              <w:spacing w:after="0" w:line="360" w:lineRule="auto"/>
               <w:rPr>
                 <w:rFonts w:ascii="Arial" w:hAnsi="Arial" w:cs="Arial"/>
                 <w:lang w:val="es-CL"/>
@@ -2843,7 +2841,7 @@
           </w:tcPr>
           <w:p>
             <w:pPr>
-              <w:spacing w:after="0" w:line="252" w:lineRule="auto"/>
+              <w:spacing w:after="0" w:line="360" w:lineRule="auto"/>
               <w:jc w:val="center"/>
               <w:rPr>
                 <w:rFonts w:ascii="Arial" w:hAnsi="Arial" w:cs="Arial"/>
@@ -2865,7 +2863,7 @@
           </w:tcPr>
           <w:p>
             <w:pPr>
-              <w:spacing w:after="0" w:line="252" w:lineRule="auto"/>
+              <w:spacing w:after="0" w:line="360" w:lineRule="auto"/>
               <w:rPr>
                 <w:rFonts w:ascii="Arial" w:hAnsi="Arial" w:cs="Arial"/>
               </w:rPr>
@@ -2892,7 +2890,7 @@
           </w:tcPr>
           <w:p>
             <w:pPr>
-              <w:spacing w:after="0" w:line="252" w:lineRule="auto"/>
+              <w:spacing w:after="0" w:line="360" w:lineRule="auto"/>
               <w:rPr>
                 <w:rFonts w:ascii="Arial" w:hAnsi="Arial" w:cs="Arial"/>
               </w:rPr>
@@ -2913,7 +2911,7 @@
           </w:tcPr>
           <w:p>
             <w:pPr>
-              <w:spacing w:after="0" w:line="252" w:lineRule="auto"/>
+              <w:spacing w:after="0" w:line="360" w:lineRule="auto"/>
               <w:jc w:val="center"/>
               <w:rPr>
                 <w:rFonts w:ascii="Arial" w:hAnsi="Arial" w:cs="Arial"/>
@@ -2935,7 +2933,7 @@
           </w:tcPr>
           <w:p>
             <w:pPr>
-              <w:spacing w:after="0" w:line="252" w:lineRule="auto"/>
+              <w:spacing w:after="0" w:line="360" w:lineRule="auto"/>
               <w:rPr>
                 <w:rFonts w:ascii="Arial" w:hAnsi="Arial" w:cs="Arial"/>
               </w:rPr>
@@ -2962,7 +2960,7 @@
           </w:tcPr>
           <w:p>
             <w:pPr>
-              <w:spacing w:after="0" w:line="252" w:lineRule="auto"/>
+              <w:spacing w:after="0" w:line="360" w:lineRule="auto"/>
               <w:rPr>
                 <w:rFonts w:ascii="Arial" w:hAnsi="Arial" w:cs="Arial"/>
               </w:rPr>
@@ -2997,7 +2995,7 @@
           </w:tcPr>
           <w:p>
             <w:pPr>
-              <w:spacing w:after="0" w:line="252" w:lineRule="auto"/>
+              <w:spacing w:after="0" w:line="360" w:lineRule="auto"/>
               <w:jc w:val="center"/>
               <w:rPr>
                 <w:rFonts w:ascii="Arial" w:hAnsi="Arial" w:cs="Arial"/>
@@ -3019,7 +3017,7 @@
           </w:tcPr>
           <w:p>
             <w:pPr>
-              <w:spacing w:after="0" w:line="252" w:lineRule="auto"/>
+              <w:spacing w:after="0" w:line="360" w:lineRule="auto"/>
               <w:rPr>
                 <w:rFonts w:ascii="Arial" w:hAnsi="Arial" w:cs="Arial"/>
               </w:rPr>
@@ -3046,7 +3044,7 @@
           </w:tcPr>
           <w:p>
             <w:pPr>
-              <w:spacing w:after="0" w:line="252" w:lineRule="auto"/>
+              <w:spacing w:after="0" w:line="360" w:lineRule="auto"/>
               <w:rPr>
                 <w:rFonts w:ascii="Arial" w:hAnsi="Arial" w:cs="Arial"/>
               </w:rPr>
@@ -3067,7 +3065,7 @@
           </w:tcPr>
           <w:p>
             <w:pPr>
-              <w:spacing w:after="0" w:line="252" w:lineRule="auto"/>
+              <w:spacing w:after="0" w:line="360" w:lineRule="auto"/>
               <w:jc w:val="center"/>
               <w:rPr>
                 <w:rFonts w:ascii="Arial" w:hAnsi="Arial" w:cs="Arial"/>
@@ -3089,7 +3087,7 @@
           </w:tcPr>
           <w:p>
             <w:pPr>
-              <w:spacing w:after="0" w:line="252" w:lineRule="auto"/>
+              <w:spacing w:after="0" w:line="360" w:lineRule="auto"/>
               <w:rPr>
                 <w:rFonts w:ascii="Arial" w:hAnsi="Arial" w:cs="Arial"/>
               </w:rPr>
@@ -3116,7 +3114,7 @@
           </w:tcPr>
           <w:p>
             <w:pPr>
-              <w:spacing w:after="0" w:line="252" w:lineRule="auto"/>
+              <w:spacing w:after="0" w:line="360" w:lineRule="auto"/>
               <w:rPr>
                 <w:rFonts w:ascii="Arial" w:hAnsi="Arial" w:cs="Arial"/>
                 <w:lang w:val="es-CL"/>
@@ -3139,7 +3137,7 @@
           </w:tcPr>
           <w:p>
             <w:pPr>
-              <w:spacing w:after="0" w:line="252" w:lineRule="auto"/>
+              <w:spacing w:after="0" w:line="360" w:lineRule="auto"/>
               <w:jc w:val="center"/>
               <w:rPr>
                 <w:rFonts w:ascii="Arial" w:hAnsi="Arial" w:cs="Arial"/>
@@ -3161,7 +3159,7 @@
           </w:tcPr>
           <w:p>
             <w:pPr>
-              <w:spacing w:after="0" w:line="252" w:lineRule="auto"/>
+              <w:spacing w:after="0" w:line="360" w:lineRule="auto"/>
               <w:jc w:val="center"/>
               <w:rPr>
                 <w:rFonts w:ascii="Arial" w:hAnsi="Arial" w:cs="Arial"/>
@@ -3189,7 +3187,7 @@
           </w:tcPr>
           <w:p>
             <w:pPr>
-              <w:spacing w:after="0" w:line="252" w:lineRule="auto"/>
+              <w:spacing w:after="0" w:line="360" w:lineRule="auto"/>
               <w:rPr>
                 <w:rFonts w:ascii="Arial" w:hAnsi="Arial" w:cs="Arial"/>
                 <w:lang w:val="es-CL"/>
@@ -3221,7 +3219,7 @@
           </w:tcPr>
           <w:p>
             <w:pPr>
-              <w:spacing w:after="0" w:line="252" w:lineRule="auto"/>
+              <w:spacing w:after="0" w:line="360" w:lineRule="auto"/>
               <w:jc w:val="center"/>
               <w:rPr>
                 <w:rFonts w:ascii="Arial" w:hAnsi="Arial" w:cs="Arial"/>
@@ -3243,7 +3241,7 @@
           </w:tcPr>
           <w:p>
             <w:pPr>
-              <w:spacing w:after="0" w:line="252" w:lineRule="auto"/>
+              <w:spacing w:after="0" w:line="360" w:lineRule="auto"/>
               <w:jc w:val="center"/>
               <w:rPr>
                 <w:rFonts w:ascii="Arial" w:hAnsi="Arial" w:cs="Arial"/>
@@ -3271,7 +3269,7 @@
           </w:tcPr>
           <w:p>
             <w:pPr>
-              <w:spacing w:after="0" w:line="252" w:lineRule="auto"/>
+              <w:spacing w:after="0" w:line="360" w:lineRule="auto"/>
               <w:rPr>
                 <w:rFonts w:ascii="Arial" w:hAnsi="Arial" w:cs="Arial"/>
                 <w:lang w:val="es-CL"/>
@@ -3294,7 +3292,7 @@
           </w:tcPr>
           <w:p>
             <w:pPr>
-              <w:spacing w:after="0" w:line="252" w:lineRule="auto"/>
+              <w:spacing w:after="0" w:line="360" w:lineRule="auto"/>
               <w:jc w:val="center"/>
               <w:rPr>
                 <w:rFonts w:ascii="Arial" w:hAnsi="Arial" w:cs="Arial"/>
@@ -3316,7 +3314,7 @@
           </w:tcPr>
           <w:p>
             <w:pPr>
-              <w:spacing w:after="0" w:line="252" w:lineRule="auto"/>
+              <w:spacing w:after="0" w:line="360" w:lineRule="auto"/>
               <w:jc w:val="center"/>
               <w:rPr>
                 <w:rFonts w:ascii="Arial" w:hAnsi="Arial" w:cs="Arial"/>
@@ -3344,7 +3342,7 @@
           </w:tcPr>
           <w:p>
             <w:pPr>
-              <w:spacing w:after="0" w:line="252" w:lineRule="auto"/>
+              <w:spacing w:after="0" w:line="360" w:lineRule="auto"/>
               <w:rPr>
                 <w:rFonts w:ascii="Arial" w:hAnsi="Arial" w:cs="Arial"/>
                 <w:lang w:val="es-CL"/>
@@ -3367,7 +3365,7 @@
           </w:tcPr>
           <w:p>
             <w:pPr>
-              <w:spacing w:after="0" w:line="252" w:lineRule="auto"/>
+              <w:spacing w:after="0" w:line="360" w:lineRule="auto"/>
               <w:jc w:val="center"/>
               <w:rPr>
                 <w:rFonts w:ascii="Arial" w:hAnsi="Arial" w:cs="Arial"/>
@@ -3389,7 +3387,7 @@
           </w:tcPr>
           <w:p>
             <w:pPr>
-              <w:spacing w:after="0" w:line="252" w:lineRule="auto"/>
+              <w:spacing w:after="0" w:line="360" w:lineRule="auto"/>
               <w:rPr>
                 <w:rFonts w:ascii="Arial" w:hAnsi="Arial" w:cs="Arial"/>
               </w:rPr>
@@ -3416,7 +3414,7 @@
           </w:tcPr>
           <w:p>
             <w:pPr>
-              <w:spacing w:after="0" w:line="252" w:lineRule="auto"/>
+              <w:spacing w:after="0" w:line="360" w:lineRule="auto"/>
               <w:rPr>
                 <w:rFonts w:ascii="Arial" w:hAnsi="Arial" w:cs="Arial"/>
                 <w:lang w:val="es-CL"/>
@@ -3427,6 +3425,7 @@
                 <w:rFonts w:ascii="Arial" w:hAnsi="Arial" w:cs="Arial"/>
                 <w:lang w:val="es-CL"/>
               </w:rPr>
+              <w:lastRenderedPageBreak/>
               <w:t>RF23 Confirmación de cobro externo</w:t>
             </w:r>
           </w:p>
@@ -3439,7 +3438,7 @@
           </w:tcPr>
           <w:p>
             <w:pPr>
-              <w:spacing w:after="0" w:line="252" w:lineRule="auto"/>
+              <w:spacing w:after="0" w:line="360" w:lineRule="auto"/>
               <w:jc w:val="center"/>
               <w:rPr>
                 <w:rFonts w:ascii="Arial" w:hAnsi="Arial" w:cs="Arial"/>
@@ -3461,7 +3460,7 @@
           </w:tcPr>
           <w:p>
             <w:pPr>
-              <w:spacing w:after="0" w:line="252" w:lineRule="auto"/>
+              <w:spacing w:after="0" w:line="360" w:lineRule="auto"/>
               <w:rPr>
                 <w:rFonts w:ascii="Arial" w:hAnsi="Arial" w:cs="Arial"/>
               </w:rPr>
@@ -3488,7 +3487,7 @@
           </w:tcPr>
           <w:p>
             <w:pPr>
-              <w:spacing w:after="0" w:line="252" w:lineRule="auto"/>
+              <w:spacing w:after="0" w:line="360" w:lineRule="auto"/>
               <w:rPr>
                 <w:rFonts w:ascii="Arial" w:hAnsi="Arial" w:cs="Arial"/>
                 <w:lang w:val="es-CL"/>
@@ -3511,7 +3510,7 @@
           </w:tcPr>
           <w:p>
             <w:pPr>
-              <w:spacing w:after="0" w:line="252" w:lineRule="auto"/>
+              <w:spacing w:after="0" w:line="360" w:lineRule="auto"/>
               <w:jc w:val="center"/>
               <w:rPr>
                 <w:rFonts w:ascii="Arial" w:hAnsi="Arial" w:cs="Arial"/>
@@ -3533,7 +3532,7 @@
           </w:tcPr>
           <w:p>
             <w:pPr>
-              <w:spacing w:after="0" w:line="252" w:lineRule="auto"/>
+              <w:spacing w:after="0" w:line="360" w:lineRule="auto"/>
               <w:rPr>
                 <w:rFonts w:ascii="Arial" w:hAnsi="Arial" w:cs="Arial"/>
               </w:rPr>
@@ -3560,7 +3559,7 @@
           </w:tcPr>
           <w:p>
             <w:pPr>
-              <w:spacing w:after="0" w:line="252" w:lineRule="auto"/>
+              <w:spacing w:after="0" w:line="360" w:lineRule="auto"/>
               <w:rPr>
                 <w:rFonts w:ascii="Arial" w:hAnsi="Arial" w:cs="Arial"/>
               </w:rPr>
@@ -3581,7 +3580,7 @@
           </w:tcPr>
           <w:p>
             <w:pPr>
-              <w:spacing w:after="0" w:line="252" w:lineRule="auto"/>
+              <w:spacing w:after="0" w:line="360" w:lineRule="auto"/>
               <w:jc w:val="center"/>
               <w:rPr>
                 <w:rFonts w:ascii="Arial" w:hAnsi="Arial" w:cs="Arial"/>
@@ -3603,7 +3602,7 @@
           </w:tcPr>
           <w:p>
             <w:pPr>
-              <w:spacing w:after="0" w:line="252" w:lineRule="auto"/>
+              <w:spacing w:after="0" w:line="360" w:lineRule="auto"/>
               <w:jc w:val="center"/>
               <w:rPr>
                 <w:rFonts w:ascii="Arial" w:hAnsi="Arial" w:cs="Arial"/>
@@ -3631,7 +3630,7 @@
           </w:tcPr>
           <w:p>
             <w:pPr>
-              <w:spacing w:after="0" w:line="252" w:lineRule="auto"/>
+              <w:spacing w:after="0" w:line="360" w:lineRule="auto"/>
               <w:rPr>
                 <w:rFonts w:ascii="Arial" w:hAnsi="Arial" w:cs="Arial"/>
                 <w:lang w:val="es-CL"/>
@@ -3654,7 +3653,7 @@
           </w:tcPr>
           <w:p>
             <w:pPr>
-              <w:spacing w:after="0" w:line="252" w:lineRule="auto"/>
+              <w:spacing w:after="0" w:line="360" w:lineRule="auto"/>
               <w:jc w:val="center"/>
               <w:rPr>
                 <w:rFonts w:ascii="Arial" w:hAnsi="Arial" w:cs="Arial"/>
@@ -3676,7 +3675,7 @@
           </w:tcPr>
           <w:p>
             <w:pPr>
-              <w:spacing w:after="0" w:line="252" w:lineRule="auto"/>
+              <w:spacing w:after="0" w:line="360" w:lineRule="auto"/>
               <w:jc w:val="center"/>
               <w:rPr>
                 <w:rFonts w:ascii="Arial" w:hAnsi="Arial" w:cs="Arial"/>
@@ -3704,7 +3703,7 @@
           </w:tcPr>
           <w:p>
             <w:pPr>
-              <w:spacing w:after="0" w:line="252" w:lineRule="auto"/>
+              <w:spacing w:after="0" w:line="360" w:lineRule="auto"/>
               <w:rPr>
                 <w:rFonts w:ascii="Arial" w:hAnsi="Arial" w:cs="Arial"/>
                 <w:lang w:val="es-CL"/>
@@ -3727,7 +3726,7 @@
           </w:tcPr>
           <w:p>
             <w:pPr>
-              <w:spacing w:after="0" w:line="252" w:lineRule="auto"/>
+              <w:spacing w:after="0" w:line="360" w:lineRule="auto"/>
               <w:jc w:val="center"/>
               <w:rPr>
                 <w:rFonts w:ascii="Arial" w:hAnsi="Arial" w:cs="Arial"/>
@@ -3749,7 +3748,7 @@
           </w:tcPr>
           <w:p>
             <w:pPr>
-              <w:spacing w:after="0" w:line="252" w:lineRule="auto"/>
+              <w:spacing w:after="0" w:line="360" w:lineRule="auto"/>
               <w:rPr>
                 <w:rFonts w:ascii="Arial" w:hAnsi="Arial" w:cs="Arial"/>
               </w:rPr>
@@ -3776,7 +3775,7 @@
           </w:tcPr>
           <w:p>
             <w:pPr>
-              <w:spacing w:after="0" w:line="252" w:lineRule="auto"/>
+              <w:spacing w:after="0" w:line="360" w:lineRule="auto"/>
               <w:rPr>
                 <w:rFonts w:ascii="Arial" w:hAnsi="Arial" w:cs="Arial"/>
               </w:rPr>
@@ -3797,7 +3796,7 @@
           </w:tcPr>
           <w:p>
             <w:pPr>
-              <w:spacing w:after="0" w:line="252" w:lineRule="auto"/>
+              <w:spacing w:after="0" w:line="360" w:lineRule="auto"/>
               <w:jc w:val="center"/>
               <w:rPr>
                 <w:rFonts w:ascii="Arial" w:hAnsi="Arial" w:cs="Arial"/>
@@ -3819,7 +3818,7 @@
           </w:tcPr>
           <w:p>
             <w:pPr>
-              <w:spacing w:after="0" w:line="252" w:lineRule="auto"/>
+              <w:spacing w:after="0" w:line="360" w:lineRule="auto"/>
               <w:jc w:val="center"/>
               <w:rPr>
                 <w:rFonts w:ascii="Arial" w:hAnsi="Arial" w:cs="Arial"/>
@@ -3847,7 +3846,7 @@
           </w:tcPr>
           <w:p>
             <w:pPr>
-              <w:spacing w:after="0" w:line="252" w:lineRule="auto"/>
+              <w:spacing w:after="0" w:line="360" w:lineRule="auto"/>
               <w:rPr>
                 <w:rFonts w:ascii="Arial" w:hAnsi="Arial" w:cs="Arial"/>
                 <w:lang w:val="es-CL"/>
@@ -3870,7 +3869,7 @@
           </w:tcPr>
           <w:p>
             <w:pPr>
-              <w:spacing w:after="0" w:line="252" w:lineRule="auto"/>
+              <w:spacing w:after="0" w:line="360" w:lineRule="auto"/>
               <w:jc w:val="center"/>
               <w:rPr>
                 <w:rFonts w:ascii="Arial" w:hAnsi="Arial" w:cs="Arial"/>
@@ -3892,7 +3891,7 @@
           </w:tcPr>
           <w:p>
             <w:pPr>
-              <w:spacing w:after="0" w:line="252" w:lineRule="auto"/>
+              <w:spacing w:after="0" w:line="360" w:lineRule="auto"/>
               <w:rPr>
                 <w:rFonts w:ascii="Arial" w:hAnsi="Arial" w:cs="Arial"/>
               </w:rPr>
@@ -3919,7 +3918,7 @@
           </w:tcPr>
           <w:p>
             <w:pPr>
-              <w:spacing w:after="0" w:line="252" w:lineRule="auto"/>
+              <w:spacing w:after="0" w:line="360" w:lineRule="auto"/>
               <w:rPr>
                 <w:rFonts w:ascii="Arial" w:hAnsi="Arial" w:cs="Arial"/>
                 <w:lang w:val="es-CL"/>
@@ -3942,7 +3941,7 @@
           </w:tcPr>
           <w:p>
             <w:pPr>
-              <w:spacing w:after="0" w:line="252" w:lineRule="auto"/>
+              <w:spacing w:after="0" w:line="360" w:lineRule="auto"/>
               <w:jc w:val="center"/>
               <w:rPr>
                 <w:rFonts w:ascii="Arial" w:hAnsi="Arial" w:cs="Arial"/>
@@ -3964,7 +3963,7 @@
           </w:tcPr>
           <w:p>
             <w:pPr>
-              <w:spacing w:after="0" w:line="252" w:lineRule="auto"/>
+              <w:spacing w:after="0" w:line="360" w:lineRule="auto"/>
               <w:jc w:val="center"/>
               <w:rPr>
                 <w:rFonts w:ascii="Arial" w:hAnsi="Arial" w:cs="Arial"/>
@@ -3992,7 +3991,7 @@
           </w:tcPr>
           <w:p>
             <w:pPr>
-              <w:spacing w:after="0" w:line="252" w:lineRule="auto"/>
+              <w:spacing w:after="0" w:line="360" w:lineRule="auto"/>
               <w:rPr>
                 <w:rFonts w:ascii="Arial" w:hAnsi="Arial" w:cs="Arial"/>
                 <w:lang w:val="es-CL"/>
@@ -4015,7 +4014,7 @@
           </w:tcPr>
           <w:p>
             <w:pPr>
-              <w:spacing w:after="0" w:line="252" w:lineRule="auto"/>
+              <w:spacing w:after="0" w:line="360" w:lineRule="auto"/>
               <w:jc w:val="center"/>
               <w:rPr>
                 <w:rFonts w:ascii="Arial" w:hAnsi="Arial" w:cs="Arial"/>
@@ -4037,7 +4036,7 @@
           </w:tcPr>
           <w:p>
             <w:pPr>
-              <w:spacing w:after="0" w:line="252" w:lineRule="auto"/>
+              <w:spacing w:after="0" w:line="360" w:lineRule="auto"/>
               <w:jc w:val="center"/>
               <w:rPr>
                 <w:rFonts w:ascii="Arial" w:hAnsi="Arial" w:cs="Arial"/>
@@ -4065,7 +4064,7 @@
           </w:tcPr>
           <w:p>
             <w:pPr>
-              <w:spacing w:after="0" w:line="252" w:lineRule="auto"/>
+              <w:spacing w:after="0" w:line="360" w:lineRule="auto"/>
               <w:rPr>
                 <w:rFonts w:ascii="Arial" w:hAnsi="Arial" w:cs="Arial"/>
                 <w:lang w:val="es-CL"/>
@@ -4088,7 +4087,7 @@
           </w:tcPr>
           <w:p>
             <w:pPr>
-              <w:spacing w:after="0" w:line="252" w:lineRule="auto"/>
+              <w:spacing w:after="0" w:line="360" w:lineRule="auto"/>
               <w:jc w:val="center"/>
               <w:rPr>
                 <w:rFonts w:ascii="Arial" w:hAnsi="Arial" w:cs="Arial"/>
@@ -4110,7 +4109,7 @@
           </w:tcPr>
           <w:p>
             <w:pPr>
-              <w:spacing w:after="0" w:line="252" w:lineRule="auto"/>
+              <w:spacing w:after="0" w:line="360" w:lineRule="auto"/>
               <w:jc w:val="center"/>
               <w:rPr>
                 <w:rFonts w:ascii="Arial" w:hAnsi="Arial" w:cs="Arial"/>
@@ -4138,16 +4137,15 @@
           </w:tcPr>
           <w:p>
             <w:pPr>
-              <w:spacing w:after="0" w:line="252" w:lineRule="auto"/>
-              <w:rPr>
-                <w:rFonts w:ascii="Arial" w:hAnsi="Arial" w:cs="Arial"/>
-              </w:rPr>
-            </w:pPr>
-            <w:r>
-              <w:rPr>
-                <w:rFonts w:ascii="Arial" w:hAnsi="Arial" w:cs="Arial"/>
-              </w:rPr>
-              <w:lastRenderedPageBreak/>
+              <w:spacing w:after="0" w:line="360" w:lineRule="auto"/>
+              <w:rPr>
+                <w:rFonts w:ascii="Arial" w:hAnsi="Arial" w:cs="Arial"/>
+              </w:rPr>
+            </w:pPr>
+            <w:r>
+              <w:rPr>
+                <w:rFonts w:ascii="Arial" w:hAnsi="Arial" w:cs="Arial"/>
+              </w:rPr>
               <w:t>RF33 Kardex de movimientos</w:t>
             </w:r>
           </w:p>
@@ -4160,7 +4158,7 @@
           </w:tcPr>
           <w:p>
             <w:pPr>
-              <w:spacing w:after="0" w:line="252" w:lineRule="auto"/>
+              <w:spacing w:after="0" w:line="360" w:lineRule="auto"/>
               <w:rPr>
                 <w:rFonts w:ascii="Arial" w:hAnsi="Arial" w:cs="Arial"/>
               </w:rPr>
@@ -4181,7 +4179,7 @@
           </w:tcPr>
           <w:p>
             <w:pPr>
-              <w:spacing w:after="0" w:line="252" w:lineRule="auto"/>
+              <w:spacing w:after="0" w:line="360" w:lineRule="auto"/>
               <w:rPr>
                 <w:rFonts w:ascii="Arial" w:hAnsi="Arial" w:cs="Arial"/>
               </w:rPr>
@@ -4208,7 +4206,7 @@
           </w:tcPr>
           <w:p>
             <w:pPr>
-              <w:spacing w:after="0" w:line="252" w:lineRule="auto"/>
+              <w:spacing w:after="0" w:line="360" w:lineRule="auto"/>
               <w:rPr>
                 <w:rFonts w:ascii="Arial" w:hAnsi="Arial" w:cs="Arial"/>
                 <w:lang w:val="es-CL"/>
@@ -4231,7 +4229,7 @@
           </w:tcPr>
           <w:p>
             <w:pPr>
-              <w:spacing w:after="0" w:line="252" w:lineRule="auto"/>
+              <w:spacing w:after="0" w:line="360" w:lineRule="auto"/>
               <w:rPr>
                 <w:rFonts w:ascii="Arial" w:hAnsi="Arial" w:cs="Arial"/>
               </w:rPr>
@@ -4260,7 +4258,7 @@
           </w:tcPr>
           <w:p>
             <w:pPr>
-              <w:spacing w:after="0" w:line="252" w:lineRule="auto"/>
+              <w:spacing w:after="0" w:line="360" w:lineRule="auto"/>
               <w:rPr>
                 <w:rFonts w:ascii="Arial" w:hAnsi="Arial" w:cs="Arial"/>
               </w:rPr>
@@ -4287,7 +4285,7 @@
           </w:tcPr>
           <w:p>
             <w:pPr>
-              <w:spacing w:after="0" w:line="252" w:lineRule="auto"/>
+              <w:spacing w:after="0" w:line="360" w:lineRule="auto"/>
               <w:rPr>
                 <w:rFonts w:ascii="Arial" w:hAnsi="Arial" w:cs="Arial"/>
                 <w:lang w:val="es-CL"/>
@@ -4310,7 +4308,7 @@
           </w:tcPr>
           <w:p>
             <w:pPr>
-              <w:spacing w:after="0" w:line="252" w:lineRule="auto"/>
+              <w:spacing w:after="0" w:line="360" w:lineRule="auto"/>
               <w:rPr>
                 <w:rFonts w:ascii="Arial" w:hAnsi="Arial" w:cs="Arial"/>
               </w:rPr>
@@ -4331,7 +4329,7 @@
           </w:tcPr>
           <w:p>
             <w:pPr>
-              <w:spacing w:after="0" w:line="252" w:lineRule="auto"/>
+              <w:spacing w:after="0" w:line="360" w:lineRule="auto"/>
               <w:rPr>
                 <w:rFonts w:ascii="Arial" w:hAnsi="Arial" w:cs="Arial"/>
               </w:rPr>
@@ -4352,7 +4350,7 @@
           </w:tcPr>
           <w:p>
             <w:pPr>
-              <w:spacing w:after="0" w:line="252" w:lineRule="auto"/>
+              <w:spacing w:after="0" w:line="360" w:lineRule="auto"/>
               <w:rPr>
                 <w:rFonts w:ascii="Arial" w:hAnsi="Arial" w:cs="Arial"/>
                 <w:lang w:val="es-CL"/>
@@ -4375,7 +4373,7 @@
           </w:tcPr>
           <w:p>
             <w:pPr>
-              <w:spacing w:after="0" w:line="252" w:lineRule="auto"/>
+              <w:spacing w:after="0" w:line="360" w:lineRule="auto"/>
               <w:rPr>
                 <w:rFonts w:ascii="Arial" w:hAnsi="Arial" w:cs="Arial"/>
                 <w:lang w:val="es-CL"/>
@@ -4398,7 +4396,7 @@
           </w:tcPr>
           <w:p>
             <w:pPr>
-              <w:spacing w:after="0" w:line="252" w:lineRule="auto"/>
+              <w:spacing w:after="0" w:line="360" w:lineRule="auto"/>
               <w:rPr>
                 <w:rFonts w:ascii="Arial" w:hAnsi="Arial" w:cs="Arial"/>
                 <w:lang w:val="es-CL"/>
@@ -4420,7 +4418,7 @@
           </w:tcPr>
           <w:p>
             <w:pPr>
-              <w:spacing w:after="0" w:line="252" w:lineRule="auto"/>
+              <w:spacing w:after="0" w:line="360" w:lineRule="auto"/>
               <w:rPr>
                 <w:rFonts w:ascii="Arial" w:hAnsi="Arial" w:cs="Arial"/>
                 <w:lang w:val="es-CL"/>
@@ -4443,7 +4441,7 @@
           </w:tcPr>
           <w:p>
             <w:pPr>
-              <w:spacing w:after="0" w:line="252" w:lineRule="auto"/>
+              <w:spacing w:after="0" w:line="360" w:lineRule="auto"/>
               <w:rPr>
                 <w:rFonts w:ascii="Arial" w:hAnsi="Arial" w:cs="Arial"/>
                 <w:lang w:val="es-CL"/>
@@ -4466,7 +4464,7 @@
           </w:tcPr>
           <w:p>
             <w:pPr>
-              <w:spacing w:after="0" w:line="252" w:lineRule="auto"/>
+              <w:spacing w:after="0" w:line="360" w:lineRule="auto"/>
               <w:rPr>
                 <w:rFonts w:ascii="Arial" w:hAnsi="Arial" w:cs="Arial"/>
                 <w:lang w:val="es-CL"/>
@@ -4478,7 +4476,7 @@
     </w:tbl>
     <w:p>
       <w:pPr>
-        <w:spacing w:after="20"/>
+        <w:spacing w:after="20" w:line="360" w:lineRule="auto"/>
         <w:rPr>
           <w:lang w:val="es-CL"/>
         </w:rPr>
@@ -4487,6 +4485,7 @@
     <w:p>
       <w:pPr>
         <w:pStyle w:val="Heading1"/>
+        <w:spacing w:line="360" w:lineRule="auto"/>
         <w:rPr>
           <w:lang w:val="es-CL"/>
         </w:rPr>
@@ -4496,6 +4495,7 @@
         <w:rPr>
           <w:lang w:val="es-CL"/>
         </w:rPr>
+        <w:lastRenderedPageBreak/>
         <w:t xml:space="preserve">4 </w:t>
       </w:r>
       <w:proofErr w:type="gramStart"/>
@@ -4516,6 +4516,7 @@
     </w:p>
     <w:p>
       <w:pPr>
+        <w:spacing w:line="360" w:lineRule="auto"/>
         <w:rPr>
           <w:rFonts w:ascii="Arial" w:hAnsi="Arial" w:cs="Arial"/>
           <w:lang w:val="es-CL"/>
@@ -4569,7 +4570,7 @@
           </w:tcPr>
           <w:p>
             <w:pPr>
-              <w:spacing w:after="0" w:line="252" w:lineRule="auto"/>
+              <w:spacing w:after="0" w:line="360" w:lineRule="auto"/>
             </w:pPr>
             <w:r>
               <w:rPr>
@@ -4589,7 +4590,7 @@
           </w:tcPr>
           <w:p>
             <w:pPr>
-              <w:spacing w:after="0" w:line="252" w:lineRule="auto"/>
+              <w:spacing w:after="0" w:line="360" w:lineRule="auto"/>
             </w:pPr>
             <w:r>
               <w:rPr>
@@ -4609,7 +4610,7 @@
           </w:tcPr>
           <w:p>
             <w:pPr>
-              <w:spacing w:after="0" w:line="252" w:lineRule="auto"/>
+              <w:spacing w:after="0" w:line="360" w:lineRule="auto"/>
               <w:rPr>
                 <w:lang w:val="es-CL"/>
               </w:rPr>
@@ -4639,7 +4640,7 @@
           </w:tcPr>
           <w:p>
             <w:pPr>
-              <w:spacing w:after="0" w:line="252" w:lineRule="auto"/>
+              <w:spacing w:after="0" w:line="360" w:lineRule="auto"/>
               <w:rPr>
                 <w:rFonts w:ascii="Arial" w:hAnsi="Arial" w:cs="Arial"/>
               </w:rPr>
@@ -4668,7 +4669,7 @@
           </w:tcPr>
           <w:p>
             <w:pPr>
-              <w:spacing w:after="0" w:line="252" w:lineRule="auto"/>
+              <w:spacing w:after="0" w:line="360" w:lineRule="auto"/>
               <w:jc w:val="center"/>
               <w:rPr>
                 <w:rFonts w:ascii="Arial" w:hAnsi="Arial" w:cs="Arial"/>
@@ -4690,7 +4691,7 @@
           </w:tcPr>
           <w:p>
             <w:pPr>
-              <w:spacing w:after="0" w:line="252" w:lineRule="auto"/>
+              <w:spacing w:after="0" w:line="360" w:lineRule="auto"/>
               <w:rPr>
                 <w:rFonts w:ascii="Arial" w:hAnsi="Arial" w:cs="Arial"/>
               </w:rPr>
@@ -4717,7 +4718,7 @@
           </w:tcPr>
           <w:p>
             <w:pPr>
-              <w:spacing w:after="0" w:line="252" w:lineRule="auto"/>
+              <w:spacing w:after="0" w:line="360" w:lineRule="auto"/>
               <w:rPr>
                 <w:rFonts w:ascii="Arial" w:hAnsi="Arial" w:cs="Arial"/>
               </w:rPr>
@@ -4738,7 +4739,7 @@
           </w:tcPr>
           <w:p>
             <w:pPr>
-              <w:spacing w:after="0" w:line="252" w:lineRule="auto"/>
+              <w:spacing w:after="0" w:line="360" w:lineRule="auto"/>
               <w:jc w:val="center"/>
               <w:rPr>
                 <w:rFonts w:ascii="Arial" w:hAnsi="Arial" w:cs="Arial"/>
@@ -4760,7 +4761,7 @@
           </w:tcPr>
           <w:p>
             <w:pPr>
-              <w:spacing w:after="0" w:line="252" w:lineRule="auto"/>
+              <w:spacing w:after="0" w:line="360" w:lineRule="auto"/>
               <w:rPr>
                 <w:rFonts w:ascii="Arial" w:hAnsi="Arial" w:cs="Arial"/>
               </w:rPr>
@@ -4787,7 +4788,7 @@
           </w:tcPr>
           <w:p>
             <w:pPr>
-              <w:spacing w:after="0" w:line="252" w:lineRule="auto"/>
+              <w:spacing w:after="0" w:line="360" w:lineRule="auto"/>
               <w:rPr>
                 <w:rFonts w:ascii="Arial" w:hAnsi="Arial" w:cs="Arial"/>
               </w:rPr>
@@ -4808,7 +4809,7 @@
           </w:tcPr>
           <w:p>
             <w:pPr>
-              <w:spacing w:after="0" w:line="252" w:lineRule="auto"/>
+              <w:spacing w:after="0" w:line="360" w:lineRule="auto"/>
               <w:jc w:val="center"/>
               <w:rPr>
                 <w:rFonts w:ascii="Arial" w:hAnsi="Arial" w:cs="Arial"/>
@@ -4830,7 +4831,7 @@
           </w:tcPr>
           <w:p>
             <w:pPr>
-              <w:spacing w:after="0" w:line="252" w:lineRule="auto"/>
+              <w:spacing w:after="0" w:line="360" w:lineRule="auto"/>
               <w:rPr>
                 <w:rFonts w:ascii="Arial" w:hAnsi="Arial" w:cs="Arial"/>
               </w:rPr>
@@ -4857,7 +4858,7 @@
           </w:tcPr>
           <w:p>
             <w:pPr>
-              <w:spacing w:after="0" w:line="252" w:lineRule="auto"/>
+              <w:spacing w:after="0" w:line="360" w:lineRule="auto"/>
               <w:rPr>
                 <w:rFonts w:ascii="Arial" w:hAnsi="Arial" w:cs="Arial"/>
               </w:rPr>
@@ -4878,7 +4879,7 @@
           </w:tcPr>
           <w:p>
             <w:pPr>
-              <w:spacing w:after="0" w:line="252" w:lineRule="auto"/>
+              <w:spacing w:after="0" w:line="360" w:lineRule="auto"/>
               <w:jc w:val="center"/>
               <w:rPr>
                 <w:rFonts w:ascii="Arial" w:hAnsi="Arial" w:cs="Arial"/>
@@ -4900,7 +4901,7 @@
           </w:tcPr>
           <w:p>
             <w:pPr>
-              <w:spacing w:after="0" w:line="252" w:lineRule="auto"/>
+              <w:spacing w:after="0" w:line="360" w:lineRule="auto"/>
               <w:rPr>
                 <w:rFonts w:ascii="Arial" w:hAnsi="Arial" w:cs="Arial"/>
               </w:rPr>
@@ -4927,7 +4928,7 @@
           </w:tcPr>
           <w:p>
             <w:pPr>
-              <w:spacing w:after="0" w:line="252" w:lineRule="auto"/>
+              <w:spacing w:after="0" w:line="360" w:lineRule="auto"/>
               <w:rPr>
                 <w:rFonts w:ascii="Arial" w:hAnsi="Arial" w:cs="Arial"/>
               </w:rPr>
@@ -4948,7 +4949,7 @@
           </w:tcPr>
           <w:p>
             <w:pPr>
-              <w:spacing w:after="0" w:line="252" w:lineRule="auto"/>
+              <w:spacing w:after="0" w:line="360" w:lineRule="auto"/>
               <w:jc w:val="center"/>
               <w:rPr>
                 <w:rFonts w:ascii="Arial" w:hAnsi="Arial" w:cs="Arial"/>
@@ -4970,7 +4971,7 @@
           </w:tcPr>
           <w:p>
             <w:pPr>
-              <w:spacing w:after="0" w:line="252" w:lineRule="auto"/>
+              <w:spacing w:after="0" w:line="360" w:lineRule="auto"/>
               <w:rPr>
                 <w:rFonts w:ascii="Arial" w:hAnsi="Arial" w:cs="Arial"/>
               </w:rPr>
@@ -4997,7 +4998,7 @@
           </w:tcPr>
           <w:p>
             <w:pPr>
-              <w:spacing w:after="0" w:line="252" w:lineRule="auto"/>
+              <w:spacing w:after="0" w:line="360" w:lineRule="auto"/>
               <w:rPr>
                 <w:rFonts w:ascii="Arial" w:hAnsi="Arial" w:cs="Arial"/>
               </w:rPr>
@@ -5018,7 +5019,7 @@
           </w:tcPr>
           <w:p>
             <w:pPr>
-              <w:spacing w:after="0" w:line="252" w:lineRule="auto"/>
+              <w:spacing w:after="0" w:line="360" w:lineRule="auto"/>
               <w:jc w:val="center"/>
               <w:rPr>
                 <w:rFonts w:ascii="Arial" w:hAnsi="Arial" w:cs="Arial"/>
@@ -5040,7 +5041,7 @@
           </w:tcPr>
           <w:p>
             <w:pPr>
-              <w:spacing w:after="0" w:line="252" w:lineRule="auto"/>
+              <w:spacing w:after="0" w:line="360" w:lineRule="auto"/>
               <w:rPr>
                 <w:rFonts w:ascii="Arial" w:hAnsi="Arial" w:cs="Arial"/>
               </w:rPr>
@@ -5067,7 +5068,7 @@
           </w:tcPr>
           <w:p>
             <w:pPr>
-              <w:spacing w:after="0" w:line="252" w:lineRule="auto"/>
+              <w:spacing w:after="0" w:line="360" w:lineRule="auto"/>
               <w:rPr>
                 <w:rFonts w:ascii="Arial" w:hAnsi="Arial" w:cs="Arial"/>
               </w:rPr>
@@ -5088,7 +5089,7 @@
           </w:tcPr>
           <w:p>
             <w:pPr>
-              <w:spacing w:after="0" w:line="252" w:lineRule="auto"/>
+              <w:spacing w:after="0" w:line="360" w:lineRule="auto"/>
               <w:jc w:val="center"/>
               <w:rPr>
                 <w:rFonts w:ascii="Arial" w:hAnsi="Arial" w:cs="Arial"/>
@@ -5110,7 +5111,7 @@
           </w:tcPr>
           <w:p>
             <w:pPr>
-              <w:spacing w:after="0" w:line="252" w:lineRule="auto"/>
+              <w:spacing w:after="0" w:line="360" w:lineRule="auto"/>
               <w:rPr>
                 <w:rFonts w:ascii="Arial" w:hAnsi="Arial" w:cs="Arial"/>
               </w:rPr>
@@ -5137,7 +5138,7 @@
           </w:tcPr>
           <w:p>
             <w:pPr>
-              <w:spacing w:after="0" w:line="252" w:lineRule="auto"/>
+              <w:spacing w:after="0" w:line="360" w:lineRule="auto"/>
               <w:rPr>
                 <w:rFonts w:ascii="Arial" w:hAnsi="Arial" w:cs="Arial"/>
               </w:rPr>
@@ -5158,7 +5159,7 @@
           </w:tcPr>
           <w:p>
             <w:pPr>
-              <w:spacing w:after="0" w:line="252" w:lineRule="auto"/>
+              <w:spacing w:after="0" w:line="360" w:lineRule="auto"/>
               <w:jc w:val="center"/>
               <w:rPr>
                 <w:rFonts w:ascii="Arial" w:hAnsi="Arial" w:cs="Arial"/>
@@ -5180,7 +5181,7 @@
           </w:tcPr>
           <w:p>
             <w:pPr>
-              <w:spacing w:after="0" w:line="252" w:lineRule="auto"/>
+              <w:spacing w:after="0" w:line="360" w:lineRule="auto"/>
               <w:rPr>
                 <w:rFonts w:ascii="Arial" w:hAnsi="Arial" w:cs="Arial"/>
               </w:rPr>
@@ -5207,7 +5208,7 @@
           </w:tcPr>
           <w:p>
             <w:pPr>
-              <w:spacing w:after="0" w:line="252" w:lineRule="auto"/>
+              <w:spacing w:after="0" w:line="360" w:lineRule="auto"/>
               <w:rPr>
                 <w:rFonts w:ascii="Arial" w:hAnsi="Arial" w:cs="Arial"/>
               </w:rPr>
@@ -5228,7 +5229,7 @@
           </w:tcPr>
           <w:p>
             <w:pPr>
-              <w:spacing w:after="0" w:line="252" w:lineRule="auto"/>
+              <w:spacing w:after="0" w:line="360" w:lineRule="auto"/>
               <w:jc w:val="center"/>
               <w:rPr>
                 <w:rFonts w:ascii="Arial" w:hAnsi="Arial" w:cs="Arial"/>
@@ -5250,7 +5251,7 @@
           </w:tcPr>
           <w:p>
             <w:pPr>
-              <w:spacing w:after="0" w:line="252" w:lineRule="auto"/>
+              <w:spacing w:after="0" w:line="360" w:lineRule="auto"/>
               <w:rPr>
                 <w:rFonts w:ascii="Arial" w:hAnsi="Arial" w:cs="Arial"/>
               </w:rPr>
@@ -5277,7 +5278,7 @@
           </w:tcPr>
           <w:p>
             <w:pPr>
-              <w:spacing w:after="0" w:line="252" w:lineRule="auto"/>
+              <w:spacing w:after="0" w:line="360" w:lineRule="auto"/>
               <w:rPr>
                 <w:rFonts w:ascii="Arial" w:hAnsi="Arial" w:cs="Arial"/>
               </w:rPr>
@@ -5298,7 +5299,7 @@
           </w:tcPr>
           <w:p>
             <w:pPr>
-              <w:spacing w:after="0" w:line="252" w:lineRule="auto"/>
+              <w:spacing w:after="0" w:line="360" w:lineRule="auto"/>
               <w:jc w:val="center"/>
               <w:rPr>
                 <w:rFonts w:ascii="Arial" w:hAnsi="Arial" w:cs="Arial"/>
@@ -5320,7 +5321,7 @@
           </w:tcPr>
           <w:p>
             <w:pPr>
-              <w:spacing w:after="0" w:line="252" w:lineRule="auto"/>
+              <w:spacing w:after="0" w:line="360" w:lineRule="auto"/>
               <w:rPr>
                 <w:rFonts w:ascii="Arial" w:hAnsi="Arial" w:cs="Arial"/>
               </w:rPr>
@@ -5347,7 +5348,7 @@
           </w:tcPr>
           <w:p>
             <w:pPr>
-              <w:spacing w:after="0" w:line="252" w:lineRule="auto"/>
+              <w:spacing w:after="0" w:line="360" w:lineRule="auto"/>
               <w:rPr>
                 <w:rFonts w:ascii="Arial" w:hAnsi="Arial" w:cs="Arial"/>
               </w:rPr>
@@ -5368,7 +5369,7 @@
           </w:tcPr>
           <w:p>
             <w:pPr>
-              <w:spacing w:after="0" w:line="252" w:lineRule="auto"/>
+              <w:spacing w:after="0" w:line="360" w:lineRule="auto"/>
               <w:jc w:val="center"/>
               <w:rPr>
                 <w:rFonts w:ascii="Arial" w:hAnsi="Arial" w:cs="Arial"/>
@@ -5390,7 +5391,7 @@
           </w:tcPr>
           <w:p>
             <w:pPr>
-              <w:spacing w:after="0" w:line="252" w:lineRule="auto"/>
+              <w:spacing w:after="0" w:line="360" w:lineRule="auto"/>
               <w:rPr>
                 <w:rFonts w:ascii="Arial" w:hAnsi="Arial" w:cs="Arial"/>
               </w:rPr>
@@ -5417,7 +5418,7 @@
           </w:tcPr>
           <w:p>
             <w:pPr>
-              <w:spacing w:after="0" w:line="252" w:lineRule="auto"/>
+              <w:spacing w:after="0" w:line="360" w:lineRule="auto"/>
               <w:rPr>
                 <w:rFonts w:ascii="Arial" w:hAnsi="Arial" w:cs="Arial"/>
               </w:rPr>
@@ -5438,7 +5439,7 @@
           </w:tcPr>
           <w:p>
             <w:pPr>
-              <w:spacing w:after="0" w:line="252" w:lineRule="auto"/>
+              <w:spacing w:after="0" w:line="360" w:lineRule="auto"/>
               <w:jc w:val="center"/>
               <w:rPr>
                 <w:rFonts w:ascii="Arial" w:hAnsi="Arial" w:cs="Arial"/>
@@ -5460,7 +5461,7 @@
           </w:tcPr>
           <w:p>
             <w:pPr>
-              <w:spacing w:after="0" w:line="252" w:lineRule="auto"/>
+              <w:spacing w:after="0" w:line="360" w:lineRule="auto"/>
               <w:rPr>
                 <w:rFonts w:ascii="Arial" w:hAnsi="Arial" w:cs="Arial"/>
               </w:rPr>
@@ -5487,7 +5488,7 @@
           </w:tcPr>
           <w:p>
             <w:pPr>
-              <w:spacing w:after="0" w:line="252" w:lineRule="auto"/>
+              <w:spacing w:after="0" w:line="360" w:lineRule="auto"/>
               <w:rPr>
                 <w:rFonts w:ascii="Arial" w:hAnsi="Arial" w:cs="Arial"/>
               </w:rPr>
@@ -5508,7 +5509,7 @@
           </w:tcPr>
           <w:p>
             <w:pPr>
-              <w:spacing w:after="0" w:line="252" w:lineRule="auto"/>
+              <w:spacing w:after="0" w:line="360" w:lineRule="auto"/>
               <w:jc w:val="center"/>
               <w:rPr>
                 <w:rFonts w:ascii="Arial" w:hAnsi="Arial" w:cs="Arial"/>
@@ -5530,7 +5531,7 @@
           </w:tcPr>
           <w:p>
             <w:pPr>
-              <w:spacing w:after="0" w:line="252" w:lineRule="auto"/>
+              <w:spacing w:after="0" w:line="360" w:lineRule="auto"/>
               <w:rPr>
                 <w:rFonts w:ascii="Arial" w:hAnsi="Arial" w:cs="Arial"/>
               </w:rPr>
@@ -5557,16 +5558,15 @@
           </w:tcPr>
           <w:p>
             <w:pPr>
-              <w:spacing w:after="0" w:line="252" w:lineRule="auto"/>
-              <w:rPr>
-                <w:rFonts w:ascii="Arial" w:hAnsi="Arial" w:cs="Arial"/>
-              </w:rPr>
-            </w:pPr>
-            <w:r>
-              <w:rPr>
-                <w:rFonts w:ascii="Arial" w:hAnsi="Arial" w:cs="Arial"/>
-              </w:rPr>
-              <w:lastRenderedPageBreak/>
+              <w:spacing w:after="0" w:line="360" w:lineRule="auto"/>
+              <w:rPr>
+                <w:rFonts w:ascii="Arial" w:hAnsi="Arial" w:cs="Arial"/>
+              </w:rPr>
+            </w:pPr>
+            <w:r>
+              <w:rPr>
+                <w:rFonts w:ascii="Arial" w:hAnsi="Arial" w:cs="Arial"/>
+              </w:rPr>
               <w:t>HU14 Venta POS</w:t>
             </w:r>
           </w:p>
@@ -5579,7 +5579,7 @@
           </w:tcPr>
           <w:p>
             <w:pPr>
-              <w:spacing w:after="0" w:line="252" w:lineRule="auto"/>
+              <w:spacing w:after="0" w:line="360" w:lineRule="auto"/>
               <w:jc w:val="center"/>
               <w:rPr>
                 <w:rFonts w:ascii="Arial" w:hAnsi="Arial" w:cs="Arial"/>
@@ -5601,7 +5601,7 @@
           </w:tcPr>
           <w:p>
             <w:pPr>
-              <w:spacing w:after="0" w:line="252" w:lineRule="auto"/>
+              <w:spacing w:after="0" w:line="360" w:lineRule="auto"/>
               <w:jc w:val="center"/>
               <w:rPr>
                 <w:rFonts w:ascii="Arial" w:hAnsi="Arial" w:cs="Arial"/>
@@ -5629,7 +5629,7 @@
           </w:tcPr>
           <w:p>
             <w:pPr>
-              <w:spacing w:after="0" w:line="252" w:lineRule="auto"/>
+              <w:spacing w:after="0" w:line="360" w:lineRule="auto"/>
               <w:rPr>
                 <w:rFonts w:ascii="Arial" w:hAnsi="Arial" w:cs="Arial"/>
               </w:rPr>
@@ -5650,7 +5650,7 @@
           </w:tcPr>
           <w:p>
             <w:pPr>
-              <w:spacing w:after="0" w:line="252" w:lineRule="auto"/>
+              <w:spacing w:after="0" w:line="360" w:lineRule="auto"/>
               <w:jc w:val="center"/>
               <w:rPr>
                 <w:rFonts w:ascii="Arial" w:hAnsi="Arial" w:cs="Arial"/>
@@ -5672,7 +5672,7 @@
           </w:tcPr>
           <w:p>
             <w:pPr>
-              <w:spacing w:after="0" w:line="252" w:lineRule="auto"/>
+              <w:spacing w:after="0" w:line="360" w:lineRule="auto"/>
               <w:jc w:val="center"/>
               <w:rPr>
                 <w:rFonts w:ascii="Arial" w:hAnsi="Arial" w:cs="Arial"/>
@@ -5700,7 +5700,7 @@
           </w:tcPr>
           <w:p>
             <w:pPr>
-              <w:spacing w:after="0" w:line="252" w:lineRule="auto"/>
+              <w:spacing w:after="0" w:line="360" w:lineRule="auto"/>
               <w:rPr>
                 <w:rFonts w:ascii="Arial" w:hAnsi="Arial" w:cs="Arial"/>
               </w:rPr>
@@ -5721,7 +5721,7 @@
           </w:tcPr>
           <w:p>
             <w:pPr>
-              <w:spacing w:after="0" w:line="252" w:lineRule="auto"/>
+              <w:spacing w:after="0" w:line="360" w:lineRule="auto"/>
               <w:jc w:val="center"/>
               <w:rPr>
                 <w:rFonts w:ascii="Arial" w:hAnsi="Arial" w:cs="Arial"/>
@@ -5743,7 +5743,7 @@
           </w:tcPr>
           <w:p>
             <w:pPr>
-              <w:spacing w:after="0" w:line="252" w:lineRule="auto"/>
+              <w:spacing w:after="0" w:line="360" w:lineRule="auto"/>
               <w:rPr>
                 <w:rFonts w:ascii="Arial" w:hAnsi="Arial" w:cs="Arial"/>
               </w:rPr>
@@ -5770,15 +5770,16 @@
           </w:tcPr>
           <w:p>
             <w:pPr>
-              <w:spacing w:after="0" w:line="252" w:lineRule="auto"/>
-              <w:rPr>
-                <w:rFonts w:ascii="Arial" w:hAnsi="Arial" w:cs="Arial"/>
-              </w:rPr>
-            </w:pPr>
-            <w:r>
-              <w:rPr>
-                <w:rFonts w:ascii="Arial" w:hAnsi="Arial" w:cs="Arial"/>
-              </w:rPr>
+              <w:spacing w:after="0" w:line="360" w:lineRule="auto"/>
+              <w:rPr>
+                <w:rFonts w:ascii="Arial" w:hAnsi="Arial" w:cs="Arial"/>
+              </w:rPr>
+            </w:pPr>
+            <w:r>
+              <w:rPr>
+                <w:rFonts w:ascii="Arial" w:hAnsi="Arial" w:cs="Arial"/>
+              </w:rPr>
+              <w:lastRenderedPageBreak/>
               <w:t>HU17 Abrir caja</w:t>
             </w:r>
           </w:p>
@@ -5791,7 +5792,7 @@
           </w:tcPr>
           <w:p>
             <w:pPr>
-              <w:spacing w:after="0" w:line="252" w:lineRule="auto"/>
+              <w:spacing w:after="0" w:line="360" w:lineRule="auto"/>
               <w:jc w:val="center"/>
               <w:rPr>
                 <w:rFonts w:ascii="Arial" w:hAnsi="Arial" w:cs="Arial"/>
@@ -5813,7 +5814,7 @@
           </w:tcPr>
           <w:p>
             <w:pPr>
-              <w:spacing w:after="0" w:line="252" w:lineRule="auto"/>
+              <w:spacing w:after="0" w:line="360" w:lineRule="auto"/>
               <w:rPr>
                 <w:rFonts w:ascii="Arial" w:hAnsi="Arial" w:cs="Arial"/>
               </w:rPr>
@@ -5840,7 +5841,7 @@
           </w:tcPr>
           <w:p>
             <w:pPr>
-              <w:spacing w:after="0" w:line="252" w:lineRule="auto"/>
+              <w:spacing w:after="0" w:line="360" w:lineRule="auto"/>
               <w:rPr>
                 <w:rFonts w:ascii="Arial" w:hAnsi="Arial" w:cs="Arial"/>
               </w:rPr>
@@ -5861,7 +5862,7 @@
           </w:tcPr>
           <w:p>
             <w:pPr>
-              <w:spacing w:after="0" w:line="252" w:lineRule="auto"/>
+              <w:spacing w:after="0" w:line="360" w:lineRule="auto"/>
               <w:jc w:val="center"/>
               <w:rPr>
                 <w:rFonts w:ascii="Arial" w:hAnsi="Arial" w:cs="Arial"/>
@@ -5883,7 +5884,7 @@
           </w:tcPr>
           <w:p>
             <w:pPr>
-              <w:spacing w:after="0" w:line="252" w:lineRule="auto"/>
+              <w:spacing w:after="0" w:line="360" w:lineRule="auto"/>
               <w:rPr>
                 <w:rFonts w:ascii="Arial" w:hAnsi="Arial" w:cs="Arial"/>
               </w:rPr>
@@ -5910,7 +5911,7 @@
           </w:tcPr>
           <w:p>
             <w:pPr>
-              <w:spacing w:after="0" w:line="252" w:lineRule="auto"/>
+              <w:spacing w:after="0" w:line="360" w:lineRule="auto"/>
               <w:rPr>
                 <w:rFonts w:ascii="Arial" w:hAnsi="Arial" w:cs="Arial"/>
               </w:rPr>
@@ -5931,7 +5932,7 @@
           </w:tcPr>
           <w:p>
             <w:pPr>
-              <w:spacing w:after="0" w:line="252" w:lineRule="auto"/>
+              <w:spacing w:after="0" w:line="360" w:lineRule="auto"/>
               <w:jc w:val="center"/>
               <w:rPr>
                 <w:rFonts w:ascii="Arial" w:hAnsi="Arial" w:cs="Arial"/>
@@ -5953,7 +5954,7 @@
           </w:tcPr>
           <w:p>
             <w:pPr>
-              <w:spacing w:after="0" w:line="252" w:lineRule="auto"/>
+              <w:spacing w:after="0" w:line="360" w:lineRule="auto"/>
               <w:rPr>
                 <w:rFonts w:ascii="Arial" w:hAnsi="Arial" w:cs="Arial"/>
               </w:rPr>
@@ -5980,7 +5981,7 @@
           </w:tcPr>
           <w:p>
             <w:pPr>
-              <w:spacing w:after="0" w:line="252" w:lineRule="auto"/>
+              <w:spacing w:after="0" w:line="360" w:lineRule="auto"/>
               <w:rPr>
                 <w:rFonts w:ascii="Arial" w:hAnsi="Arial" w:cs="Arial"/>
               </w:rPr>
@@ -6001,7 +6002,7 @@
           </w:tcPr>
           <w:p>
             <w:pPr>
-              <w:spacing w:after="0" w:line="252" w:lineRule="auto"/>
+              <w:spacing w:after="0" w:line="360" w:lineRule="auto"/>
               <w:jc w:val="center"/>
               <w:rPr>
                 <w:rFonts w:ascii="Arial" w:hAnsi="Arial" w:cs="Arial"/>
@@ -6023,7 +6024,7 @@
           </w:tcPr>
           <w:p>
             <w:pPr>
-              <w:spacing w:after="0" w:line="252" w:lineRule="auto"/>
+              <w:spacing w:after="0" w:line="360" w:lineRule="auto"/>
               <w:rPr>
                 <w:rFonts w:ascii="Arial" w:hAnsi="Arial" w:cs="Arial"/>
               </w:rPr>
@@ -6050,7 +6051,7 @@
           </w:tcPr>
           <w:p>
             <w:pPr>
-              <w:spacing w:after="0" w:line="252" w:lineRule="auto"/>
+              <w:spacing w:after="0" w:line="360" w:lineRule="auto"/>
               <w:rPr>
                 <w:rFonts w:ascii="Arial" w:hAnsi="Arial" w:cs="Arial"/>
               </w:rPr>
@@ -6071,7 +6072,7 @@
           </w:tcPr>
           <w:p>
             <w:pPr>
-              <w:spacing w:after="0" w:line="252" w:lineRule="auto"/>
+              <w:spacing w:after="0" w:line="360" w:lineRule="auto"/>
               <w:jc w:val="center"/>
               <w:rPr>
                 <w:rFonts w:ascii="Arial" w:hAnsi="Arial" w:cs="Arial"/>
@@ -6093,7 +6094,7 @@
           </w:tcPr>
           <w:p>
             <w:pPr>
-              <w:spacing w:after="0" w:line="252" w:lineRule="auto"/>
+              <w:spacing w:after="0" w:line="360" w:lineRule="auto"/>
               <w:rPr>
                 <w:rFonts w:ascii="Arial" w:hAnsi="Arial" w:cs="Arial"/>
               </w:rPr>
@@ -6120,7 +6121,7 @@
           </w:tcPr>
           <w:p>
             <w:pPr>
-              <w:spacing w:after="0" w:line="252" w:lineRule="auto"/>
+              <w:spacing w:after="0" w:line="360" w:lineRule="auto"/>
               <w:rPr>
                 <w:rFonts w:ascii="Arial" w:hAnsi="Arial" w:cs="Arial"/>
               </w:rPr>
@@ -6141,7 +6142,7 @@
           </w:tcPr>
           <w:p>
             <w:pPr>
-              <w:spacing w:after="0" w:line="252" w:lineRule="auto"/>
+              <w:spacing w:after="0" w:line="360" w:lineRule="auto"/>
               <w:jc w:val="center"/>
               <w:rPr>
                 <w:rFonts w:ascii="Arial" w:hAnsi="Arial" w:cs="Arial"/>
@@ -6163,7 +6164,7 @@
           </w:tcPr>
           <w:p>
             <w:pPr>
-              <w:spacing w:after="0" w:line="252" w:lineRule="auto"/>
+              <w:spacing w:after="0" w:line="360" w:lineRule="auto"/>
               <w:rPr>
                 <w:rFonts w:ascii="Arial" w:hAnsi="Arial" w:cs="Arial"/>
               </w:rPr>
@@ -6190,7 +6191,7 @@
           </w:tcPr>
           <w:p>
             <w:pPr>
-              <w:spacing w:after="0" w:line="252" w:lineRule="auto"/>
+              <w:spacing w:after="0" w:line="360" w:lineRule="auto"/>
               <w:rPr>
                 <w:rFonts w:ascii="Arial" w:hAnsi="Arial" w:cs="Arial"/>
               </w:rPr>
@@ -6211,7 +6212,7 @@
           </w:tcPr>
           <w:p>
             <w:pPr>
-              <w:spacing w:after="0" w:line="252" w:lineRule="auto"/>
+              <w:spacing w:after="0" w:line="360" w:lineRule="auto"/>
               <w:jc w:val="center"/>
               <w:rPr>
                 <w:rFonts w:ascii="Arial" w:hAnsi="Arial" w:cs="Arial"/>
@@ -6233,7 +6234,7 @@
           </w:tcPr>
           <w:p>
             <w:pPr>
-              <w:spacing w:after="0" w:line="252" w:lineRule="auto"/>
+              <w:spacing w:after="0" w:line="360" w:lineRule="auto"/>
               <w:rPr>
                 <w:rFonts w:ascii="Arial" w:hAnsi="Arial" w:cs="Arial"/>
               </w:rPr>
@@ -6260,7 +6261,7 @@
           </w:tcPr>
           <w:p>
             <w:pPr>
-              <w:spacing w:after="0" w:line="252" w:lineRule="auto"/>
+              <w:spacing w:after="0" w:line="360" w:lineRule="auto"/>
               <w:rPr>
                 <w:rFonts w:ascii="Arial" w:hAnsi="Arial" w:cs="Arial"/>
               </w:rPr>
@@ -6281,7 +6282,7 @@
           </w:tcPr>
           <w:p>
             <w:pPr>
-              <w:spacing w:after="0" w:line="252" w:lineRule="auto"/>
+              <w:spacing w:after="0" w:line="360" w:lineRule="auto"/>
               <w:jc w:val="center"/>
               <w:rPr>
                 <w:rFonts w:ascii="Arial" w:hAnsi="Arial" w:cs="Arial"/>
@@ -6303,7 +6304,7 @@
           </w:tcPr>
           <w:p>
             <w:pPr>
-              <w:spacing w:after="0" w:line="252" w:lineRule="auto"/>
+              <w:spacing w:after="0" w:line="360" w:lineRule="auto"/>
               <w:rPr>
                 <w:rFonts w:ascii="Arial" w:hAnsi="Arial" w:cs="Arial"/>
               </w:rPr>
@@ -6330,7 +6331,7 @@
           </w:tcPr>
           <w:p>
             <w:pPr>
-              <w:spacing w:after="0" w:line="252" w:lineRule="auto"/>
+              <w:spacing w:after="0" w:line="360" w:lineRule="auto"/>
               <w:rPr>
                 <w:rFonts w:ascii="Arial" w:hAnsi="Arial" w:cs="Arial"/>
               </w:rPr>
@@ -6351,7 +6352,7 @@
           </w:tcPr>
           <w:p>
             <w:pPr>
-              <w:spacing w:after="0" w:line="252" w:lineRule="auto"/>
+              <w:spacing w:after="0" w:line="360" w:lineRule="auto"/>
               <w:jc w:val="center"/>
               <w:rPr>
                 <w:rFonts w:ascii="Arial" w:hAnsi="Arial" w:cs="Arial"/>
@@ -6375,7 +6376,7 @@
           </w:tcPr>
           <w:p>
             <w:pPr>
-              <w:spacing w:after="0" w:line="252" w:lineRule="auto"/>
+              <w:spacing w:after="0" w:line="360" w:lineRule="auto"/>
               <w:rPr>
                 <w:rFonts w:ascii="Arial" w:hAnsi="Arial" w:cs="Arial"/>
               </w:rPr>
@@ -6402,7 +6403,7 @@
           </w:tcPr>
           <w:p>
             <w:pPr>
-              <w:spacing w:after="0" w:line="252" w:lineRule="auto"/>
+              <w:spacing w:after="0" w:line="360" w:lineRule="auto"/>
               <w:rPr>
                 <w:rFonts w:ascii="Arial" w:hAnsi="Arial" w:cs="Arial"/>
               </w:rPr>
@@ -6423,7 +6424,7 @@
           </w:tcPr>
           <w:p>
             <w:pPr>
-              <w:spacing w:after="0" w:line="252" w:lineRule="auto"/>
+              <w:spacing w:after="0" w:line="360" w:lineRule="auto"/>
               <w:jc w:val="center"/>
               <w:rPr>
                 <w:rFonts w:ascii="Arial" w:hAnsi="Arial" w:cs="Arial"/>
@@ -6445,7 +6446,7 @@
           </w:tcPr>
           <w:p>
             <w:pPr>
-              <w:spacing w:after="0" w:line="252" w:lineRule="auto"/>
+              <w:spacing w:after="0" w:line="360" w:lineRule="auto"/>
               <w:rPr>
                 <w:rFonts w:ascii="Arial" w:hAnsi="Arial" w:cs="Arial"/>
               </w:rPr>
@@ -6472,7 +6473,7 @@
           </w:tcPr>
           <w:p>
             <w:pPr>
-              <w:spacing w:after="0" w:line="252" w:lineRule="auto"/>
+              <w:spacing w:after="0" w:line="360" w:lineRule="auto"/>
               <w:rPr>
                 <w:rFonts w:ascii="Arial" w:hAnsi="Arial" w:cs="Arial"/>
               </w:rPr>
@@ -6493,7 +6494,7 @@
           </w:tcPr>
           <w:p>
             <w:pPr>
-              <w:spacing w:after="0" w:line="252" w:lineRule="auto"/>
+              <w:spacing w:after="0" w:line="360" w:lineRule="auto"/>
               <w:jc w:val="center"/>
               <w:rPr>
                 <w:rFonts w:ascii="Arial" w:hAnsi="Arial" w:cs="Arial"/>
@@ -6515,7 +6516,7 @@
           </w:tcPr>
           <w:p>
             <w:pPr>
-              <w:spacing w:after="0" w:line="252" w:lineRule="auto"/>
+              <w:spacing w:after="0" w:line="360" w:lineRule="auto"/>
               <w:rPr>
                 <w:rFonts w:ascii="Arial" w:hAnsi="Arial" w:cs="Arial"/>
               </w:rPr>
@@ -6542,7 +6543,7 @@
           </w:tcPr>
           <w:p>
             <w:pPr>
-              <w:spacing w:after="0" w:line="252" w:lineRule="auto"/>
+              <w:spacing w:after="0" w:line="360" w:lineRule="auto"/>
               <w:rPr>
                 <w:rFonts w:ascii="Arial" w:hAnsi="Arial" w:cs="Arial"/>
               </w:rPr>
@@ -6563,7 +6564,7 @@
           </w:tcPr>
           <w:p>
             <w:pPr>
-              <w:spacing w:after="0" w:line="252" w:lineRule="auto"/>
+              <w:spacing w:after="0" w:line="360" w:lineRule="auto"/>
               <w:jc w:val="center"/>
               <w:rPr>
                 <w:rFonts w:ascii="Arial" w:hAnsi="Arial" w:cs="Arial"/>
@@ -6585,7 +6586,7 @@
           </w:tcPr>
           <w:p>
             <w:pPr>
-              <w:spacing w:after="0" w:line="252" w:lineRule="auto"/>
+              <w:spacing w:after="0" w:line="360" w:lineRule="auto"/>
               <w:rPr>
                 <w:rFonts w:ascii="Arial" w:hAnsi="Arial" w:cs="Arial"/>
               </w:rPr>
@@ -6612,7 +6613,7 @@
           </w:tcPr>
           <w:p>
             <w:pPr>
-              <w:spacing w:after="0" w:line="252" w:lineRule="auto"/>
+              <w:spacing w:after="0" w:line="360" w:lineRule="auto"/>
               <w:rPr>
                 <w:rFonts w:ascii="Arial" w:hAnsi="Arial" w:cs="Arial"/>
               </w:rPr>
@@ -6633,7 +6634,7 @@
           </w:tcPr>
           <w:p>
             <w:pPr>
-              <w:spacing w:after="0" w:line="252" w:lineRule="auto"/>
+              <w:spacing w:after="0" w:line="360" w:lineRule="auto"/>
               <w:jc w:val="center"/>
               <w:rPr>
                 <w:rFonts w:ascii="Arial" w:hAnsi="Arial" w:cs="Arial"/>
@@ -6655,7 +6656,7 @@
           </w:tcPr>
           <w:p>
             <w:pPr>
-              <w:spacing w:after="0" w:line="252" w:lineRule="auto"/>
+              <w:spacing w:after="0" w:line="360" w:lineRule="auto"/>
               <w:rPr>
                 <w:rFonts w:ascii="Arial" w:hAnsi="Arial" w:cs="Arial"/>
               </w:rPr>
@@ -6682,7 +6683,7 @@
           </w:tcPr>
           <w:p>
             <w:pPr>
-              <w:spacing w:after="0" w:line="252" w:lineRule="auto"/>
+              <w:spacing w:after="0" w:line="360" w:lineRule="auto"/>
               <w:rPr>
                 <w:rFonts w:ascii="Arial" w:hAnsi="Arial" w:cs="Arial"/>
               </w:rPr>
@@ -6703,7 +6704,7 @@
           </w:tcPr>
           <w:p>
             <w:pPr>
-              <w:spacing w:after="0" w:line="252" w:lineRule="auto"/>
+              <w:spacing w:after="0" w:line="360" w:lineRule="auto"/>
               <w:jc w:val="center"/>
               <w:rPr>
                 <w:rFonts w:ascii="Arial" w:hAnsi="Arial" w:cs="Arial"/>
@@ -6725,7 +6726,7 @@
           </w:tcPr>
           <w:p>
             <w:pPr>
-              <w:spacing w:after="0" w:line="252" w:lineRule="auto"/>
+              <w:spacing w:after="0" w:line="360" w:lineRule="auto"/>
               <w:rPr>
                 <w:rFonts w:ascii="Arial" w:hAnsi="Arial" w:cs="Arial"/>
               </w:rPr>
@@ -6752,7 +6753,7 @@
           </w:tcPr>
           <w:p>
             <w:pPr>
-              <w:spacing w:after="0" w:line="252" w:lineRule="auto"/>
+              <w:spacing w:after="0" w:line="360" w:lineRule="auto"/>
               <w:rPr>
                 <w:rFonts w:ascii="Arial" w:hAnsi="Arial" w:cs="Arial"/>
               </w:rPr>
@@ -6773,7 +6774,7 @@
           </w:tcPr>
           <w:p>
             <w:pPr>
-              <w:spacing w:after="0" w:line="252" w:lineRule="auto"/>
+              <w:spacing w:after="0" w:line="360" w:lineRule="auto"/>
               <w:jc w:val="center"/>
               <w:rPr>
                 <w:rFonts w:ascii="Arial" w:hAnsi="Arial" w:cs="Arial"/>
@@ -6795,7 +6796,7 @@
           </w:tcPr>
           <w:p>
             <w:pPr>
-              <w:spacing w:after="0" w:line="252" w:lineRule="auto"/>
+              <w:spacing w:after="0" w:line="360" w:lineRule="auto"/>
               <w:rPr>
                 <w:rFonts w:ascii="Arial" w:hAnsi="Arial" w:cs="Arial"/>
               </w:rPr>
@@ -6822,7 +6823,7 @@
           </w:tcPr>
           <w:p>
             <w:pPr>
-              <w:spacing w:after="0" w:line="252" w:lineRule="auto"/>
+              <w:spacing w:after="0" w:line="360" w:lineRule="auto"/>
               <w:rPr>
                 <w:rFonts w:ascii="Arial" w:hAnsi="Arial" w:cs="Arial"/>
               </w:rPr>
@@ -6843,7 +6844,7 @@
           </w:tcPr>
           <w:p>
             <w:pPr>
-              <w:spacing w:after="0" w:line="252" w:lineRule="auto"/>
+              <w:spacing w:after="0" w:line="360" w:lineRule="auto"/>
               <w:jc w:val="center"/>
               <w:rPr>
                 <w:rFonts w:ascii="Arial" w:hAnsi="Arial" w:cs="Arial"/>
@@ -6867,7 +6868,7 @@
           </w:tcPr>
           <w:p>
             <w:pPr>
-              <w:spacing w:after="0" w:line="252" w:lineRule="auto"/>
+              <w:spacing w:after="0" w:line="360" w:lineRule="auto"/>
               <w:rPr>
                 <w:rFonts w:ascii="Arial" w:hAnsi="Arial" w:cs="Arial"/>
               </w:rPr>
@@ -6894,7 +6895,7 @@
           </w:tcPr>
           <w:p>
             <w:pPr>
-              <w:spacing w:after="0" w:line="252" w:lineRule="auto"/>
+              <w:spacing w:after="0" w:line="360" w:lineRule="auto"/>
               <w:rPr>
                 <w:rFonts w:ascii="Arial" w:hAnsi="Arial" w:cs="Arial"/>
               </w:rPr>
@@ -6915,7 +6916,7 @@
           </w:tcPr>
           <w:p>
             <w:pPr>
-              <w:spacing w:after="0" w:line="252" w:lineRule="auto"/>
+              <w:spacing w:after="0" w:line="360" w:lineRule="auto"/>
               <w:rPr>
                 <w:rFonts w:ascii="Arial" w:hAnsi="Arial" w:cs="Arial"/>
               </w:rPr>
@@ -6936,7 +6937,7 @@
           </w:tcPr>
           <w:p>
             <w:pPr>
-              <w:spacing w:after="0" w:line="252" w:lineRule="auto"/>
+              <w:spacing w:after="0" w:line="360" w:lineRule="auto"/>
               <w:rPr>
                 <w:rFonts w:ascii="Arial" w:hAnsi="Arial" w:cs="Arial"/>
               </w:rPr>
@@ -6953,12 +6954,13 @@
     </w:tbl>
     <w:p>
       <w:pPr>
-        <w:spacing w:after="20"/>
+        <w:spacing w:after="20" w:line="360" w:lineRule="auto"/>
       </w:pPr>
     </w:p>
     <w:p>
       <w:pPr>
         <w:pStyle w:val="Heading1"/>
+        <w:spacing w:line="360" w:lineRule="auto"/>
         <w:rPr>
           <w:lang w:val="es-CL"/>
         </w:rPr>
@@ -6991,6 +6993,7 @@
     </w:p>
     <w:p>
       <w:pPr>
+        <w:spacing w:line="360" w:lineRule="auto"/>
         <w:rPr>
           <w:rFonts w:ascii="Arial" w:hAnsi="Arial" w:cs="Arial"/>
           <w:lang w:val="es-CL"/>
@@ -7044,7 +7047,7 @@
           </w:tcPr>
           <w:p>
             <w:pPr>
-              <w:spacing w:after="0" w:line="252" w:lineRule="auto"/>
+              <w:spacing w:after="0" w:line="360" w:lineRule="auto"/>
             </w:pPr>
             <w:proofErr w:type="spellStart"/>
             <w:r>
@@ -7074,7 +7077,7 @@
           </w:tcPr>
           <w:p>
             <w:pPr>
-              <w:spacing w:after="0" w:line="252" w:lineRule="auto"/>
+              <w:spacing w:after="0" w:line="360" w:lineRule="auto"/>
             </w:pPr>
             <w:r>
               <w:rPr>
@@ -7094,7 +7097,7 @@
           </w:tcPr>
           <w:p>
             <w:pPr>
-              <w:spacing w:after="0" w:line="252" w:lineRule="auto"/>
+              <w:spacing w:after="0" w:line="360" w:lineRule="auto"/>
             </w:pPr>
             <w:r>
               <w:rPr>
@@ -7120,7 +7123,7 @@
           </w:tcPr>
           <w:p>
             <w:pPr>
-              <w:spacing w:after="0" w:line="252" w:lineRule="auto"/>
+              <w:spacing w:after="0" w:line="360" w:lineRule="auto"/>
               <w:rPr>
                 <w:rFonts w:ascii="Arial" w:hAnsi="Arial" w:cs="Arial"/>
               </w:rPr>
@@ -7141,7 +7144,7 @@
           </w:tcPr>
           <w:p>
             <w:pPr>
-              <w:spacing w:after="0" w:line="252" w:lineRule="auto"/>
+              <w:spacing w:after="0" w:line="360" w:lineRule="auto"/>
               <w:jc w:val="center"/>
               <w:rPr>
                 <w:rFonts w:ascii="Arial" w:hAnsi="Arial" w:cs="Arial"/>
@@ -7163,7 +7166,7 @@
           </w:tcPr>
           <w:p>
             <w:pPr>
-              <w:spacing w:after="0" w:line="252" w:lineRule="auto"/>
+              <w:spacing w:after="0" w:line="360" w:lineRule="auto"/>
               <w:rPr>
                 <w:rFonts w:ascii="Arial" w:hAnsi="Arial" w:cs="Arial"/>
                 <w:lang w:val="es-CL"/>
@@ -7192,7 +7195,7 @@
           </w:tcPr>
           <w:p>
             <w:pPr>
-              <w:spacing w:after="0" w:line="252" w:lineRule="auto"/>
+              <w:spacing w:after="0" w:line="360" w:lineRule="auto"/>
               <w:rPr>
                 <w:rFonts w:ascii="Arial" w:hAnsi="Arial" w:cs="Arial"/>
               </w:rPr>
@@ -7221,7 +7224,7 @@
           </w:tcPr>
           <w:p>
             <w:pPr>
-              <w:spacing w:after="0" w:line="252" w:lineRule="auto"/>
+              <w:spacing w:after="0" w:line="360" w:lineRule="auto"/>
               <w:jc w:val="center"/>
               <w:rPr>
                 <w:rFonts w:ascii="Arial" w:hAnsi="Arial" w:cs="Arial"/>
@@ -7243,7 +7246,7 @@
           </w:tcPr>
           <w:p>
             <w:pPr>
-              <w:spacing w:after="0" w:line="252" w:lineRule="auto"/>
+              <w:spacing w:after="0" w:line="360" w:lineRule="auto"/>
               <w:rPr>
                 <w:rFonts w:ascii="Arial" w:hAnsi="Arial" w:cs="Arial"/>
                 <w:lang w:val="es-CL"/>
@@ -7272,7 +7275,7 @@
           </w:tcPr>
           <w:p>
             <w:pPr>
-              <w:spacing w:after="0" w:line="252" w:lineRule="auto"/>
+              <w:spacing w:after="0" w:line="360" w:lineRule="auto"/>
               <w:rPr>
                 <w:rFonts w:ascii="Arial" w:hAnsi="Arial" w:cs="Arial"/>
               </w:rPr>
@@ -7301,7 +7304,7 @@
           </w:tcPr>
           <w:p>
             <w:pPr>
-              <w:spacing w:after="0" w:line="252" w:lineRule="auto"/>
+              <w:spacing w:after="0" w:line="360" w:lineRule="auto"/>
               <w:jc w:val="center"/>
               <w:rPr>
                 <w:rFonts w:ascii="Arial" w:hAnsi="Arial" w:cs="Arial"/>
@@ -7323,7 +7326,7 @@
           </w:tcPr>
           <w:p>
             <w:pPr>
-              <w:spacing w:after="0" w:line="252" w:lineRule="auto"/>
+              <w:spacing w:after="0" w:line="360" w:lineRule="auto"/>
               <w:rPr>
                 <w:rFonts w:ascii="Arial" w:hAnsi="Arial" w:cs="Arial"/>
                 <w:lang w:val="es-CL"/>
@@ -7352,7 +7355,7 @@
           </w:tcPr>
           <w:p>
             <w:pPr>
-              <w:spacing w:after="0" w:line="252" w:lineRule="auto"/>
+              <w:spacing w:after="0" w:line="360" w:lineRule="auto"/>
               <w:rPr>
                 <w:rFonts w:ascii="Arial" w:hAnsi="Arial" w:cs="Arial"/>
               </w:rPr>
@@ -7381,7 +7384,7 @@
           </w:tcPr>
           <w:p>
             <w:pPr>
-              <w:spacing w:after="0" w:line="252" w:lineRule="auto"/>
+              <w:spacing w:after="0" w:line="360" w:lineRule="auto"/>
               <w:jc w:val="center"/>
               <w:rPr>
                 <w:rFonts w:ascii="Arial" w:hAnsi="Arial" w:cs="Arial"/>
@@ -7403,7 +7406,7 @@
           </w:tcPr>
           <w:p>
             <w:pPr>
-              <w:spacing w:after="0" w:line="252" w:lineRule="auto"/>
+              <w:spacing w:after="0" w:line="360" w:lineRule="auto"/>
               <w:rPr>
                 <w:rFonts w:ascii="Arial" w:hAnsi="Arial" w:cs="Arial"/>
                 <w:lang w:val="es-CL"/>
@@ -7432,7 +7435,7 @@
           </w:tcPr>
           <w:p>
             <w:pPr>
-              <w:spacing w:after="0" w:line="252" w:lineRule="auto"/>
+              <w:spacing w:after="0" w:line="360" w:lineRule="auto"/>
               <w:rPr>
                 <w:rFonts w:ascii="Arial" w:hAnsi="Arial" w:cs="Arial"/>
               </w:rPr>
@@ -7461,7 +7464,7 @@
           </w:tcPr>
           <w:p>
             <w:pPr>
-              <w:spacing w:after="0" w:line="252" w:lineRule="auto"/>
+              <w:spacing w:after="0" w:line="360" w:lineRule="auto"/>
               <w:jc w:val="center"/>
               <w:rPr>
                 <w:rFonts w:ascii="Arial" w:hAnsi="Arial" w:cs="Arial"/>
@@ -7483,7 +7486,7 @@
           </w:tcPr>
           <w:p>
             <w:pPr>
-              <w:spacing w:after="0" w:line="252" w:lineRule="auto"/>
+              <w:spacing w:after="0" w:line="360" w:lineRule="auto"/>
               <w:rPr>
                 <w:rFonts w:ascii="Arial" w:hAnsi="Arial" w:cs="Arial"/>
                 <w:lang w:val="es-CL"/>
@@ -7512,7 +7515,7 @@
           </w:tcPr>
           <w:p>
             <w:pPr>
-              <w:spacing w:after="0" w:line="252" w:lineRule="auto"/>
+              <w:spacing w:after="0" w:line="360" w:lineRule="auto"/>
               <w:rPr>
                 <w:rFonts w:ascii="Arial" w:hAnsi="Arial" w:cs="Arial"/>
               </w:rPr>
@@ -7541,7 +7544,7 @@
           </w:tcPr>
           <w:p>
             <w:pPr>
-              <w:spacing w:after="0" w:line="252" w:lineRule="auto"/>
+              <w:spacing w:after="0" w:line="360" w:lineRule="auto"/>
               <w:jc w:val="center"/>
               <w:rPr>
                 <w:rFonts w:ascii="Arial" w:hAnsi="Arial" w:cs="Arial"/>
@@ -7563,7 +7566,7 @@
           </w:tcPr>
           <w:p>
             <w:pPr>
-              <w:spacing w:after="0" w:line="252" w:lineRule="auto"/>
+              <w:spacing w:after="0" w:line="360" w:lineRule="auto"/>
               <w:rPr>
                 <w:rFonts w:ascii="Arial" w:hAnsi="Arial" w:cs="Arial"/>
                 <w:lang w:val="es-CL"/>
@@ -7592,7 +7595,7 @@
           </w:tcPr>
           <w:p>
             <w:pPr>
-              <w:spacing w:after="0" w:line="252" w:lineRule="auto"/>
+              <w:spacing w:after="0" w:line="360" w:lineRule="auto"/>
               <w:rPr>
                 <w:rFonts w:ascii="Arial" w:hAnsi="Arial" w:cs="Arial"/>
               </w:rPr>
@@ -7621,7 +7624,7 @@
           </w:tcPr>
           <w:p>
             <w:pPr>
-              <w:spacing w:after="0" w:line="252" w:lineRule="auto"/>
+              <w:spacing w:after="0" w:line="360" w:lineRule="auto"/>
               <w:jc w:val="center"/>
               <w:rPr>
                 <w:rFonts w:ascii="Arial" w:hAnsi="Arial" w:cs="Arial"/>
@@ -7643,7 +7646,7 @@
           </w:tcPr>
           <w:p>
             <w:pPr>
-              <w:spacing w:after="0" w:line="252" w:lineRule="auto"/>
+              <w:spacing w:after="0" w:line="360" w:lineRule="auto"/>
               <w:rPr>
                 <w:rFonts w:ascii="Arial" w:hAnsi="Arial" w:cs="Arial"/>
                 <w:lang w:val="es-CL"/>
@@ -7688,7 +7691,7 @@
           </w:tcPr>
           <w:p>
             <w:pPr>
-              <w:spacing w:after="0" w:line="252" w:lineRule="auto"/>
+              <w:spacing w:after="0" w:line="360" w:lineRule="auto"/>
               <w:rPr>
                 <w:rFonts w:ascii="Arial" w:hAnsi="Arial" w:cs="Arial"/>
               </w:rPr>
@@ -7717,7 +7720,7 @@
           </w:tcPr>
           <w:p>
             <w:pPr>
-              <w:spacing w:after="0" w:line="252" w:lineRule="auto"/>
+              <w:spacing w:after="0" w:line="360" w:lineRule="auto"/>
               <w:jc w:val="center"/>
               <w:rPr>
                 <w:rFonts w:ascii="Arial" w:hAnsi="Arial" w:cs="Arial"/>
@@ -7739,7 +7742,7 @@
           </w:tcPr>
           <w:p>
             <w:pPr>
-              <w:spacing w:after="0" w:line="252" w:lineRule="auto"/>
+              <w:spacing w:after="0" w:line="360" w:lineRule="auto"/>
               <w:rPr>
                 <w:rFonts w:ascii="Arial" w:hAnsi="Arial" w:cs="Arial"/>
                 <w:lang w:val="es-CL"/>
@@ -7768,7 +7771,7 @@
           </w:tcPr>
           <w:p>
             <w:pPr>
-              <w:spacing w:after="0" w:line="252" w:lineRule="auto"/>
+              <w:spacing w:after="0" w:line="360" w:lineRule="auto"/>
               <w:rPr>
                 <w:rFonts w:ascii="Arial" w:hAnsi="Arial" w:cs="Arial"/>
               </w:rPr>
@@ -7789,7 +7792,7 @@
           </w:tcPr>
           <w:p>
             <w:pPr>
-              <w:spacing w:after="0" w:line="252" w:lineRule="auto"/>
+              <w:spacing w:after="0" w:line="360" w:lineRule="auto"/>
               <w:jc w:val="center"/>
               <w:rPr>
                 <w:rFonts w:ascii="Arial" w:hAnsi="Arial" w:cs="Arial"/>
@@ -7811,7 +7814,7 @@
           </w:tcPr>
           <w:p>
             <w:pPr>
-              <w:spacing w:after="0" w:line="252" w:lineRule="auto"/>
+              <w:spacing w:after="0" w:line="360" w:lineRule="auto"/>
               <w:rPr>
                 <w:rFonts w:ascii="Arial" w:hAnsi="Arial" w:cs="Arial"/>
                 <w:lang w:val="es-CL"/>
@@ -7840,7 +7843,7 @@
           </w:tcPr>
           <w:p>
             <w:pPr>
-              <w:spacing w:after="0" w:line="252" w:lineRule="auto"/>
+              <w:spacing w:after="0" w:line="360" w:lineRule="auto"/>
               <w:rPr>
                 <w:rFonts w:ascii="Arial" w:hAnsi="Arial" w:cs="Arial"/>
               </w:rPr>
@@ -7869,7 +7872,7 @@
           </w:tcPr>
           <w:p>
             <w:pPr>
-              <w:spacing w:after="0" w:line="252" w:lineRule="auto"/>
+              <w:spacing w:after="0" w:line="360" w:lineRule="auto"/>
               <w:jc w:val="center"/>
               <w:rPr>
                 <w:rFonts w:ascii="Arial" w:hAnsi="Arial" w:cs="Arial"/>
@@ -7891,7 +7894,7 @@
           </w:tcPr>
           <w:p>
             <w:pPr>
-              <w:spacing w:after="0" w:line="252" w:lineRule="auto"/>
+              <w:spacing w:after="0" w:line="360" w:lineRule="auto"/>
               <w:rPr>
                 <w:rFonts w:ascii="Arial" w:hAnsi="Arial" w:cs="Arial"/>
                 <w:lang w:val="es-CL"/>
@@ -7920,7 +7923,7 @@
           </w:tcPr>
           <w:p>
             <w:pPr>
-              <w:spacing w:after="0" w:line="252" w:lineRule="auto"/>
+              <w:spacing w:after="0" w:line="360" w:lineRule="auto"/>
               <w:rPr>
                 <w:rFonts w:ascii="Arial" w:hAnsi="Arial" w:cs="Arial"/>
               </w:rPr>
@@ -7949,7 +7952,7 @@
           </w:tcPr>
           <w:p>
             <w:pPr>
-              <w:spacing w:after="0" w:line="252" w:lineRule="auto"/>
+              <w:spacing w:after="0" w:line="360" w:lineRule="auto"/>
               <w:jc w:val="center"/>
               <w:rPr>
                 <w:rFonts w:ascii="Arial" w:hAnsi="Arial" w:cs="Arial"/>
@@ -7971,7 +7974,7 @@
           </w:tcPr>
           <w:p>
             <w:pPr>
-              <w:spacing w:after="0" w:line="252" w:lineRule="auto"/>
+              <w:spacing w:after="0" w:line="360" w:lineRule="auto"/>
               <w:rPr>
                 <w:rFonts w:ascii="Arial" w:hAnsi="Arial" w:cs="Arial"/>
                 <w:lang w:val="es-CL"/>
@@ -8000,7 +8003,7 @@
           </w:tcPr>
           <w:p>
             <w:pPr>
-              <w:spacing w:after="0" w:line="252" w:lineRule="auto"/>
+              <w:spacing w:after="0" w:line="360" w:lineRule="auto"/>
               <w:rPr>
                 <w:rFonts w:ascii="Arial" w:hAnsi="Arial" w:cs="Arial"/>
               </w:rPr>
@@ -8029,7 +8032,7 @@
           </w:tcPr>
           <w:p>
             <w:pPr>
-              <w:spacing w:after="0" w:line="252" w:lineRule="auto"/>
+              <w:spacing w:after="0" w:line="360" w:lineRule="auto"/>
               <w:jc w:val="center"/>
               <w:rPr>
                 <w:rFonts w:ascii="Arial" w:hAnsi="Arial" w:cs="Arial"/>
@@ -8051,7 +8054,7 @@
           </w:tcPr>
           <w:p>
             <w:pPr>
-              <w:spacing w:after="0" w:line="252" w:lineRule="auto"/>
+              <w:spacing w:after="0" w:line="360" w:lineRule="auto"/>
               <w:rPr>
                 <w:rFonts w:ascii="Arial" w:hAnsi="Arial" w:cs="Arial"/>
                 <w:lang w:val="es-CL"/>
@@ -8080,7 +8083,7 @@
           </w:tcPr>
           <w:p>
             <w:pPr>
-              <w:spacing w:after="0" w:line="252" w:lineRule="auto"/>
+              <w:spacing w:after="0" w:line="360" w:lineRule="auto"/>
               <w:rPr>
                 <w:rFonts w:ascii="Arial" w:hAnsi="Arial" w:cs="Arial"/>
               </w:rPr>
@@ -8109,7 +8112,7 @@
           </w:tcPr>
           <w:p>
             <w:pPr>
-              <w:spacing w:after="0" w:line="252" w:lineRule="auto"/>
+              <w:spacing w:after="0" w:line="360" w:lineRule="auto"/>
               <w:jc w:val="center"/>
               <w:rPr>
                 <w:rFonts w:ascii="Arial" w:hAnsi="Arial" w:cs="Arial"/>
@@ -8131,7 +8134,7 @@
           </w:tcPr>
           <w:p>
             <w:pPr>
-              <w:spacing w:after="0" w:line="252" w:lineRule="auto"/>
+              <w:spacing w:after="0" w:line="360" w:lineRule="auto"/>
               <w:rPr>
                 <w:rFonts w:ascii="Arial" w:hAnsi="Arial" w:cs="Arial"/>
                 <w:lang w:val="es-CL"/>
@@ -8169,15 +8172,16 @@
           </w:tcPr>
           <w:p>
             <w:pPr>
-              <w:spacing w:after="0" w:line="252" w:lineRule="auto"/>
-              <w:rPr>
-                <w:rFonts w:ascii="Arial" w:hAnsi="Arial" w:cs="Arial"/>
-              </w:rPr>
-            </w:pPr>
-            <w:r>
-              <w:rPr>
-                <w:rFonts w:ascii="Arial" w:hAnsi="Arial" w:cs="Arial"/>
-              </w:rPr>
+              <w:spacing w:after="0" w:line="360" w:lineRule="auto"/>
+              <w:rPr>
+                <w:rFonts w:ascii="Arial" w:hAnsi="Arial" w:cs="Arial"/>
+              </w:rPr>
+            </w:pPr>
+            <w:r>
+              <w:rPr>
+                <w:rFonts w:ascii="Arial" w:hAnsi="Arial" w:cs="Arial"/>
+              </w:rPr>
+              <w:lastRenderedPageBreak/>
               <w:t xml:space="preserve">NRF14 </w:t>
             </w:r>
             <w:proofErr w:type="spellStart"/>
@@ -8198,7 +8202,7 @@
           </w:tcPr>
           <w:p>
             <w:pPr>
-              <w:spacing w:after="0" w:line="252" w:lineRule="auto"/>
+              <w:spacing w:after="0" w:line="360" w:lineRule="auto"/>
               <w:jc w:val="center"/>
               <w:rPr>
                 <w:rFonts w:ascii="Arial" w:hAnsi="Arial" w:cs="Arial"/>
@@ -8220,7 +8224,7 @@
           </w:tcPr>
           <w:p>
             <w:pPr>
-              <w:spacing w:after="0" w:line="252" w:lineRule="auto"/>
+              <w:spacing w:after="0" w:line="360" w:lineRule="auto"/>
               <w:rPr>
                 <w:rFonts w:ascii="Arial" w:hAnsi="Arial" w:cs="Arial"/>
                 <w:lang w:val="es-CL"/>
@@ -8249,7 +8253,7 @@
           </w:tcPr>
           <w:p>
             <w:pPr>
-              <w:spacing w:after="0" w:line="252" w:lineRule="auto"/>
+              <w:spacing w:after="0" w:line="360" w:lineRule="auto"/>
               <w:rPr>
                 <w:rFonts w:ascii="Arial" w:hAnsi="Arial" w:cs="Arial"/>
               </w:rPr>
@@ -8278,7 +8282,7 @@
           </w:tcPr>
           <w:p>
             <w:pPr>
-              <w:spacing w:after="0" w:line="252" w:lineRule="auto"/>
+              <w:spacing w:after="0" w:line="360" w:lineRule="auto"/>
               <w:jc w:val="center"/>
               <w:rPr>
                 <w:rFonts w:ascii="Arial" w:hAnsi="Arial" w:cs="Arial"/>
@@ -8300,7 +8304,7 @@
           </w:tcPr>
           <w:p>
             <w:pPr>
-              <w:spacing w:after="0" w:line="252" w:lineRule="auto"/>
+              <w:spacing w:after="0" w:line="360" w:lineRule="auto"/>
               <w:rPr>
                 <w:rFonts w:ascii="Arial" w:hAnsi="Arial" w:cs="Arial"/>
                 <w:lang w:val="es-CL"/>
@@ -8319,7 +8323,7 @@
     </w:tbl>
     <w:p>
       <w:pPr>
-        <w:spacing w:after="20"/>
+        <w:spacing w:after="20" w:line="360" w:lineRule="auto"/>
         <w:rPr>
           <w:lang w:val="es-CL"/>
         </w:rPr>
@@ -8327,6 +8331,7 @@
     </w:p>
     <w:p>
       <w:pPr>
+        <w:spacing w:line="360" w:lineRule="auto"/>
         <w:rPr>
           <w:rFonts w:ascii="Arial" w:hAnsi="Arial" w:cs="Arial"/>
           <w:lang w:val="es-CL"/>
@@ -8343,6 +8348,7 @@
     <w:p>
       <w:pPr>
         <w:pStyle w:val="Heading1"/>
+        <w:spacing w:line="360" w:lineRule="auto"/>
         <w:rPr>
           <w:lang w:val="es-CL"/>
         </w:rPr>
@@ -8352,7 +8358,6 @@
         <w:rPr>
           <w:lang w:val="es-CL"/>
         </w:rPr>
-        <w:lastRenderedPageBreak/>
         <w:t>6</w:t>
       </w:r>
       <w:r>
@@ -8382,6 +8387,7 @@
     <w:p>
       <w:pPr>
         <w:pStyle w:val="Heading2"/>
+        <w:spacing w:line="360" w:lineRule="auto"/>
         <w:rPr>
           <w:lang w:val="es-CL"/>
         </w:rPr>
@@ -8404,6 +8410,7 @@
     </w:p>
     <w:p>
       <w:pPr>
+        <w:spacing w:line="360" w:lineRule="auto"/>
         <w:rPr>
           <w:rFonts w:ascii="Arial" w:hAnsi="Arial" w:cs="Arial"/>
           <w:lang w:val="es-CL"/>
@@ -8436,6 +8443,7 @@
     <w:p>
       <w:pPr>
         <w:pStyle w:val="Heading2"/>
+        <w:spacing w:line="360" w:lineRule="auto"/>
         <w:rPr>
           <w:lang w:val="es-CL"/>
         </w:rPr>
@@ -8458,6 +8466,7 @@
     </w:p>
     <w:p>
       <w:pPr>
+        <w:spacing w:line="360" w:lineRule="auto"/>
         <w:rPr>
           <w:rFonts w:ascii="Arial" w:hAnsi="Arial" w:cs="Arial"/>
           <w:lang w:val="es-CL"/>
@@ -8474,6 +8483,7 @@
     <w:p>
       <w:pPr>
         <w:pStyle w:val="Heading2"/>
+        <w:spacing w:line="360" w:lineRule="auto"/>
         <w:rPr>
           <w:lang w:val="es-CL"/>
         </w:rPr>
@@ -8496,6 +8506,7 @@
     </w:p>
     <w:p>
       <w:pPr>
+        <w:spacing w:line="360" w:lineRule="auto"/>
         <w:rPr>
           <w:rFonts w:ascii="Arial" w:hAnsi="Arial" w:cs="Arial"/>
           <w:lang w:val="es-CL"/>
@@ -8512,6 +8523,7 @@
     <w:p>
       <w:pPr>
         <w:pStyle w:val="Heading2"/>
+        <w:spacing w:line="360" w:lineRule="auto"/>
         <w:rPr>
           <w:rFonts w:ascii="Arial" w:hAnsi="Arial" w:cs="Arial"/>
           <w:lang w:val="es-CL"/>
@@ -8524,6 +8536,7 @@
           <w:rFonts w:ascii="Arial" w:hAnsi="Arial" w:cs="Arial"/>
           <w:lang w:val="es-CL"/>
         </w:rPr>
+        <w:lastRenderedPageBreak/>
         <w:t>Actualización de evidencia en PostgreSQL</w:t>
       </w:r>
       <w:bookmarkEnd w:id="10"/>
@@ -8531,6 +8544,7 @@
     </w:p>
     <w:p>
       <w:pPr>
+        <w:spacing w:line="360" w:lineRule="auto"/>
         <w:rPr>
           <w:rFonts w:ascii="Arial" w:hAnsi="Arial" w:cs="Arial"/>
           <w:lang w:val="es-CL"/>
@@ -8563,6 +8577,7 @@
     <w:p>
       <w:pPr>
         <w:pStyle w:val="Heading1"/>
+        <w:spacing w:line="360" w:lineRule="auto"/>
         <w:rPr>
           <w:rFonts w:ascii="Arial" w:hAnsi="Arial" w:cs="Arial"/>
           <w:lang w:val="es-CL"/>
@@ -8596,6 +8611,7 @@
     </w:p>
     <w:p>
       <w:pPr>
+        <w:spacing w:line="360" w:lineRule="auto"/>
         <w:rPr>
           <w:rFonts w:ascii="Arial" w:hAnsi="Arial" w:cs="Arial"/>
           <w:lang w:val="es-CL"/>
@@ -8611,6 +8627,7 @@
     </w:p>
     <w:p>
       <w:pPr>
+        <w:spacing w:line="360" w:lineRule="auto"/>
         <w:rPr>
           <w:rFonts w:ascii="Arial" w:hAnsi="Arial" w:cs="Arial"/>
           <w:lang w:val="es-CL"/>
@@ -8659,6 +8676,7 @@
     <w:p>
       <w:pPr>
         <w:pStyle w:val="Heading1"/>
+        <w:spacing w:line="360" w:lineRule="auto"/>
         <w:rPr>
           <w:rFonts w:ascii="Arial" w:hAnsi="Arial" w:cs="Arial"/>
           <w:lang w:val="es-CL"/>
@@ -8685,6 +8703,7 @@
     </w:p>
     <w:p>
       <w:pPr>
+        <w:spacing w:line="360" w:lineRule="auto"/>
         <w:rPr>
           <w:rFonts w:ascii="Arial" w:hAnsi="Arial" w:cs="Arial"/>
           <w:lang w:val="es-CL"/>
@@ -8695,28 +8714,22 @@
           <w:rFonts w:ascii="Arial" w:hAnsi="Arial" w:cs="Arial"/>
           <w:lang w:val="es-CL"/>
         </w:rPr>
-        <w:t xml:space="preserve">La matriz hace visibles las relaciones y también los vacíos. Permite priorizar evidencia de integridad y aislamiento, cerrar la aceptación de historias y mantener coherencia entre los </w:t>
-      </w:r>
-      <w:r>
-        <w:rPr>
-          <w:rFonts w:ascii="Arial" w:hAnsi="Arial" w:cs="Arial"/>
-          <w:lang w:val="es-CL"/>
-        </w:rPr>
-        <w:lastRenderedPageBreak/>
-        <w:t>informes sin alterar retrospectivamente la planificación. La ingeniería de requisitos orienta esta trazabilidad; no se declara certificación de conformidad con una norma (ISO, IEC e IEEE, 2018).</w:t>
+        <w:t>La matriz hace visibles las relaciones y también los vacíos. Permite priorizar evidencia de integridad y aislamiento, cerrar la aceptación de historias y mantener coherencia entre los informes sin alterar retrospectivamente la planificación. La ingeniería de requisitos orienta esta trazabilidad; no se declara certificación de conformidad con una norma (ISO, IEC e IEEE, 2018).</w:t>
       </w:r>
     </w:p>
     <w:p>
       <w:pPr>
-        <w:spacing w:after="60"/>
+        <w:spacing w:after="60" w:line="360" w:lineRule="auto"/>
         <w:rPr>
           <w:rFonts w:ascii="Arial" w:hAnsi="Arial" w:cs="Arial"/>
+          <w:lang w:val="es-CL"/>
         </w:rPr>
       </w:pPr>
     </w:p>
     <w:p>
       <w:pPr>
         <w:pStyle w:val="Heading1"/>
+        <w:spacing w:line="360" w:lineRule="auto"/>
         <w:rPr>
           <w:rFonts w:ascii="Arial" w:hAnsi="Arial" w:cs="Arial"/>
           <w:lang w:val="es-CL"/>
@@ -8729,20 +8742,14 @@
           <w:rFonts w:ascii="Arial" w:hAnsi="Arial" w:cs="Arial"/>
           <w:lang w:val="es-CL"/>
         </w:rPr>
-        <w:t xml:space="preserve">9 </w:t>
-      </w:r>
-      <w:r>
-        <w:rPr>
-          <w:rFonts w:ascii="Arial" w:hAnsi="Arial" w:cs="Arial"/>
-          <w:lang w:val="es-CL"/>
-        </w:rPr>
-        <w:t xml:space="preserve"> Referencias</w:t>
+        <w:t>9  Referencias</w:t>
       </w:r>
       <w:bookmarkEnd w:id="14"/>
       <w:proofErr w:type="gramEnd"/>
     </w:p>
     <w:p>
       <w:pPr>
+        <w:spacing w:line="360" w:lineRule="auto"/>
         <w:rPr>
           <w:rFonts w:ascii="Arial" w:hAnsi="Arial" w:cs="Arial"/>
           <w:lang w:val="es-CL"/>
@@ -8759,6 +8766,7 @@
     <w:p>
       <w:pPr>
         <w:keepLines/>
+        <w:spacing w:line="360" w:lineRule="auto"/>
         <w:ind w:left="432" w:hanging="432"/>
         <w:rPr>
           <w:rFonts w:ascii="Arial" w:hAnsi="Arial" w:cs="Arial"/>
@@ -8767,7 +8775,6 @@
       <w:r>
         <w:rPr>
           <w:rFonts w:ascii="Arial" w:hAnsi="Arial" w:cs="Arial"/>
-          <w:lang w:val="es-CL"/>
         </w:rPr>
         <w:t xml:space="preserve">ISO, IEC e IEEE (2018). </w:t>
       </w:r>
@@ -8792,8 +8799,17 @@
           <w:rFonts w:ascii="Arial" w:hAnsi="Arial" w:cs="Arial"/>
           <w:i/>
         </w:rPr>
-        <w:t xml:space="preserve"> público</w:t>
+        <w:t xml:space="preserve"> </w:t>
       </w:r>
+      <w:proofErr w:type="spellStart"/>
+      <w:r>
+        <w:rPr>
+          <w:rFonts w:ascii="Arial" w:hAnsi="Arial" w:cs="Arial"/>
+          <w:i/>
+        </w:rPr>
+        <w:t>público</w:t>
+      </w:r>
+      <w:proofErr w:type="spellEnd"/>
       <w:r>
         <w:rPr>
           <w:rFonts w:ascii="Arial" w:hAnsi="Arial" w:cs="Arial"/>
@@ -9815,6 +9831,7 @@
   <w:style w:type="character" w:default="1" w:styleId="DefaultParagraphFont">
     <w:name w:val="Default Paragraph Font"/>
     <w:uiPriority w:val="1"/>
+    <w:semiHidden/>
     <w:unhideWhenUsed/>
   </w:style>
   <w:style w:type="table" w:default="1" w:styleId="TableNormal">
